--- a/lesson-20.docx
+++ b/lesson-20.docx
@@ -1317,98 +1317,9 @@
           <w:rFonts w:ascii="Times New Roman" w:hAnsi="Times New Roman" w:cs="Times New Roman"/>
           <w:sz w:val="24"/>
           <w:szCs w:val="24"/>
-        </w:rPr>
-        <w:t>(</w:t>
-      </w:r>
-      <w:proofErr w:type="spellStart"/>
-      <w:r>
-        <w:rPr>
-          <w:rFonts w:ascii="Times New Roman" w:hAnsi="Times New Roman" w:cs="Times New Roman"/>
-          <w:sz w:val="24"/>
-          <w:szCs w:val="24"/>
-        </w:rPr>
-        <w:t>впрочем</w:t>
-      </w:r>
-      <w:proofErr w:type="spellEnd"/>
-      <w:r>
-        <w:rPr>
-          <w:rFonts w:ascii="Times New Roman" w:hAnsi="Times New Roman" w:cs="Times New Roman"/>
-          <w:sz w:val="24"/>
-          <w:szCs w:val="24"/>
-        </w:rPr>
-        <w:t xml:space="preserve">, </w:t>
-      </w:r>
-      <w:proofErr w:type="spellStart"/>
-      <w:r>
-        <w:rPr>
-          <w:rFonts w:ascii="Times New Roman" w:hAnsi="Times New Roman" w:cs="Times New Roman"/>
-          <w:sz w:val="24"/>
-          <w:szCs w:val="24"/>
-        </w:rPr>
-        <w:t>остальные</w:t>
-      </w:r>
-      <w:proofErr w:type="spellEnd"/>
-      <w:r>
-        <w:rPr>
-          <w:rFonts w:ascii="Times New Roman" w:hAnsi="Times New Roman" w:cs="Times New Roman"/>
-          <w:sz w:val="24"/>
-          <w:szCs w:val="24"/>
-        </w:rPr>
-        <w:t xml:space="preserve"> </w:t>
-      </w:r>
-      <w:proofErr w:type="spellStart"/>
-      <w:r>
-        <w:rPr>
-          <w:rFonts w:ascii="Times New Roman" w:hAnsi="Times New Roman" w:cs="Times New Roman"/>
-          <w:sz w:val="24"/>
-          <w:szCs w:val="24"/>
-        </w:rPr>
-        <w:t>страсти</w:t>
-      </w:r>
-      <w:proofErr w:type="spellEnd"/>
-      <w:r>
-        <w:rPr>
-          <w:rFonts w:ascii="Times New Roman" w:hAnsi="Times New Roman" w:cs="Times New Roman"/>
-          <w:sz w:val="24"/>
-          <w:szCs w:val="24"/>
-        </w:rPr>
-        <w:t xml:space="preserve"> </w:t>
-      </w:r>
-      <w:proofErr w:type="spellStart"/>
-      <w:r>
-        <w:rPr>
-          <w:rFonts w:ascii="Times New Roman" w:hAnsi="Times New Roman" w:cs="Times New Roman"/>
-          <w:sz w:val="24"/>
-          <w:szCs w:val="24"/>
-        </w:rPr>
-        <w:t>действуют</w:t>
-      </w:r>
-      <w:proofErr w:type="spellEnd"/>
-      <w:r>
-        <w:rPr>
-          <w:rFonts w:ascii="Times New Roman" w:hAnsi="Times New Roman" w:cs="Times New Roman"/>
-          <w:sz w:val="24"/>
-          <w:szCs w:val="24"/>
-        </w:rPr>
-        <w:t xml:space="preserve"> </w:t>
-      </w:r>
-      <w:proofErr w:type="spellStart"/>
-      <w:r>
-        <w:rPr>
-          <w:rFonts w:ascii="Times New Roman" w:hAnsi="Times New Roman" w:cs="Times New Roman"/>
-          <w:sz w:val="24"/>
-          <w:szCs w:val="24"/>
-        </w:rPr>
-        <w:t>аналогично</w:t>
-      </w:r>
-      <w:proofErr w:type="spellEnd"/>
-      <w:r>
-        <w:rPr>
-          <w:rFonts w:ascii="Times New Roman" w:hAnsi="Times New Roman" w:cs="Times New Roman"/>
-          <w:sz w:val="24"/>
-          <w:szCs w:val="24"/>
-        </w:rPr>
-        <w:t xml:space="preserve">). </w:t>
+          <w:lang w:val="ru-RU"/>
+        </w:rPr>
+        <w:t xml:space="preserve">(впрочем, остальные страсти действуют аналогично). </w:t>
       </w:r>
       <w:r>
         <w:rPr>
@@ -1587,49 +1498,49 @@
     </w:p>
     <w:p>
       <w:pPr>
-        <w:rPr>
-          <w:rFonts w:ascii="Times New Roman" w:hAnsi="Times New Roman" w:cs="Times New Roman"/>
-          <w:sz w:val="24"/>
-          <w:szCs w:val="24"/>
-          <w:lang w:val="ru-RU"/>
+        <w:autoSpaceDE w:val="0"/>
+        <w:autoSpaceDN w:val="0"/>
+        <w:adjustRightInd w:val="0"/>
+        <w:spacing w:after="0"/>
+        <w:rPr>
+          <w:rFonts w:ascii="Helvetica Neue" w:hAnsi="Helvetica Neue" w:cs="Helvetica Neue"/>
+          <w:sz w:val="26"/>
+          <w:szCs w:val="26"/>
+          <w:lang w:val="en-GB"/>
         </w:rPr>
       </w:pPr>
-      <w:proofErr w:type="gramStart"/>
-      <w:r>
-        <w:rPr>
-          <w:rFonts w:ascii="Times New Roman" w:hAnsi="Times New Roman" w:cs="Times New Roman"/>
-          <w:sz w:val="24"/>
-          <w:szCs w:val="24"/>
-          <w:lang w:val="ru-RU"/>
-        </w:rPr>
-        <w:t>![</w:t>
-      </w:r>
-      <w:proofErr w:type="gramEnd"/>
-      <w:r>
-        <w:rPr>
-          <w:rFonts w:ascii="Times New Roman" w:hAnsi="Times New Roman" w:cs="Times New Roman"/>
-          <w:sz w:val="24"/>
-          <w:szCs w:val="24"/>
-          <w:lang w:val="ru-RU"/>
-        </w:rPr>
-        <w:t>[Философия ликбез часть 2 2.</w:t>
-      </w:r>
-      <w:r>
-        <w:rPr>
-          <w:rFonts w:ascii="Times New Roman" w:hAnsi="Times New Roman" w:cs="Times New Roman"/>
-          <w:sz w:val="24"/>
-          <w:szCs w:val="24"/>
-        </w:rPr>
-        <w:t>jpeg</w:t>
-      </w:r>
-      <w:r>
-        <w:rPr>
-          <w:rFonts w:ascii="Times New Roman" w:hAnsi="Times New Roman" w:cs="Times New Roman"/>
-          <w:sz w:val="24"/>
-          <w:szCs w:val="24"/>
-          <w:lang w:val="ru-RU"/>
-        </w:rPr>
-        <w:t>]]</w:t>
+      <w:r>
+        <w:rPr>
+          <w:rFonts w:ascii="Helvetica Neue" w:hAnsi="Helvetica Neue" w:cs="Helvetica Neue"/>
+          <w:noProof/>
+          <w:sz w:val="26"/>
+          <w:szCs w:val="26"/>
+          <w:lang w:val="en-GB"/>
+        </w:rPr>
+        <w:pict>
+          <v:shapetype id="_x0000_t75" coordsize="21600,21600" o:spt="75" o:preferrelative="t" path="m@4@5l@4@11@9@11@9@5xe" filled="f" stroked="f">
+            <v:stroke joinstyle="miter"/>
+            <v:formulas>
+              <v:f eqn="if lineDrawn pixelLineWidth 0"/>
+              <v:f eqn="sum @0 1 0"/>
+              <v:f eqn="sum 0 0 @1"/>
+              <v:f eqn="prod @2 1 2"/>
+              <v:f eqn="prod @3 21600 pixelWidth"/>
+              <v:f eqn="prod @3 21600 pixelHeight"/>
+              <v:f eqn="sum @0 0 1"/>
+              <v:f eqn="prod @6 1 2"/>
+              <v:f eqn="prod @7 21600 pixelWidth"/>
+              <v:f eqn="sum @8 21600 0"/>
+              <v:f eqn="prod @7 21600 pixelHeight"/>
+              <v:f eqn="sum @10 21600 0"/>
+            </v:formulas>
+            <v:path o:extrusionok="f" gradientshapeok="t" o:connecttype="rect"/>
+            <o:lock v:ext="edit" aspectratio="t"/>
+          </v:shapetype>
+          <v:shape id="_x0000_i1025" type="#_x0000_t75" alt="" style="width:2in;height:191.5pt;rotation:90;mso-width-percent:0;mso-height-percent:0;mso-width-percent:0;mso-height-percent:0">
+            <v:imagedata r:id="rId5" o:title=""/>
+          </v:shape>
+        </w:pict>
       </w:r>
     </w:p>
     <w:p>
@@ -1641,6 +1552,16 @@
           <w:lang w:val="ru-RU"/>
         </w:rPr>
       </w:pPr>
+    </w:p>
+    <w:p>
+      <w:pPr>
+        <w:rPr>
+          <w:rFonts w:ascii="Times New Roman" w:hAnsi="Times New Roman" w:cs="Times New Roman"/>
+          <w:sz w:val="24"/>
+          <w:szCs w:val="24"/>
+          <w:lang w:val="ru-RU"/>
+        </w:rPr>
+      </w:pPr>
       <w:r>
         <w:rPr>
           <w:rFonts w:ascii="Times New Roman" w:hAnsi="Times New Roman" w:cs="Times New Roman"/>
@@ -1853,7 +1774,17 @@
           <w:szCs w:val="24"/>
           <w:lang w:val="ru-RU"/>
         </w:rPr>
-        <w:t xml:space="preserve">. Внешне стоиков трудно отличить от эпикурейцев: они сдержанны, но по разным причинам: стоики ради полного беспристрастия, эпикурейцы ради постижения </w:t>
+        <w:t xml:space="preserve">. Внешне стоиков трудно отличить от </w:t>
+      </w:r>
+      <w:r>
+        <w:rPr>
+          <w:rFonts w:ascii="Times New Roman" w:hAnsi="Times New Roman" w:cs="Times New Roman"/>
+          <w:sz w:val="24"/>
+          <w:szCs w:val="24"/>
+          <w:lang w:val="ru-RU"/>
+        </w:rPr>
+        <w:lastRenderedPageBreak/>
+        <w:t xml:space="preserve">эпикурейцев: они сдержанны, но по разным причинам: стоики ради полного беспристрастия, эпикурейцы ради постижения </w:t>
       </w:r>
       <w:proofErr w:type="spellStart"/>
       <w:r>

--- a/lesson-20.docx
+++ b/lesson-20.docx
@@ -4,1240 +4,197 @@
   <w:body>
     <w:p>
       <w:pPr>
-        <w:pStyle w:val="Heading2"/>
-        <w:rPr>
-          <w:lang w:val="ru-RU"/>
-        </w:rPr>
-      </w:pPr>
-      <w:r>
-        <w:rPr>
-          <w:lang w:val="ru-RU"/>
-        </w:rPr>
-        <w:t>Свобода у стоиков</w:t>
+        <w:rPr>
+          <w:lang w:val="ru-RU"/>
+        </w:rPr>
+      </w:pPr>
+      <w:r>
+        <w:rPr>
+          <w:lang w:val="ru-RU"/>
+        </w:rPr>
+        <w:t xml:space="preserve">#109. Ложная постановка вопроса о свободе выбора (результат отождествления себя с организмом, существуюшим в рамках биологического цикла): «есть ли у нашего материального тела, некий встроенный «движок» (фактор = х), который делает его независимым от собственного органического устройства и влияния окружающей среды?» – что порождает бесконечные споры о «свободе воли»; </w:t>
       </w:r>
     </w:p>
     <w:p>
       <w:pPr>
         <w:rPr>
-          <w:rFonts w:ascii="Times New Roman" w:hAnsi="Times New Roman" w:cs="Times New Roman"/>
-          <w:sz w:val="24"/>
-          <w:szCs w:val="24"/>
-          <w:lang w:val="ru-RU"/>
-        </w:rPr>
-      </w:pPr>
-      <w:r>
-        <w:rPr>
-          <w:rFonts w:ascii="Times New Roman" w:hAnsi="Times New Roman" w:cs="Times New Roman"/>
-          <w:sz w:val="24"/>
-          <w:szCs w:val="24"/>
-          <w:lang w:val="ru-RU"/>
-        </w:rPr>
-        <w:t xml:space="preserve">Из прошлого урока на главный вопрос этики «кто я?», был дан </w:t>
-      </w:r>
-      <w:r>
-        <w:rPr>
-          <w:rFonts w:ascii="Times New Roman" w:hAnsi="Times New Roman" w:cs="Times New Roman"/>
-          <w:sz w:val="24"/>
-          <w:szCs w:val="24"/>
-          <w:lang w:val="ru-RU"/>
-        </w:rPr>
-        <w:t xml:space="preserve">вполне прямой </w:t>
-      </w:r>
-      <w:r>
-        <w:rPr>
-          <w:rFonts w:ascii="Times New Roman" w:hAnsi="Times New Roman" w:cs="Times New Roman"/>
-          <w:sz w:val="24"/>
-          <w:szCs w:val="24"/>
-          <w:lang w:val="ru-RU"/>
-        </w:rPr>
-        <w:t>ответ</w:t>
-      </w:r>
-      <w:r>
-        <w:rPr>
-          <w:rFonts w:ascii="Times New Roman" w:hAnsi="Times New Roman" w:cs="Times New Roman"/>
-          <w:sz w:val="24"/>
-          <w:szCs w:val="24"/>
-          <w:lang w:val="ru-RU"/>
-        </w:rPr>
-        <w:t xml:space="preserve"> — </w:t>
-      </w:r>
-      <w:proofErr w:type="spellStart"/>
-      <w:r>
-        <w:rPr>
-          <w:rFonts w:ascii="Times New Roman" w:hAnsi="Times New Roman" w:cs="Times New Roman"/>
-          <w:i/>
-          <w:iCs/>
-          <w:sz w:val="24"/>
-          <w:szCs w:val="24"/>
-          <w:lang w:val="ru-RU"/>
-        </w:rPr>
-        <w:t>пневм</w:t>
-      </w:r>
-      <w:r>
-        <w:rPr>
-          <w:rFonts w:ascii="Times New Roman" w:hAnsi="Times New Roman" w:cs="Times New Roman"/>
-          <w:i/>
-          <w:iCs/>
-          <w:sz w:val="24"/>
-          <w:szCs w:val="24"/>
-          <w:lang w:val="ru-RU"/>
-        </w:rPr>
-        <w:t>а</w:t>
-      </w:r>
-      <w:proofErr w:type="spellEnd"/>
-      <w:r>
-        <w:rPr>
-          <w:rFonts w:ascii="Times New Roman" w:hAnsi="Times New Roman" w:cs="Times New Roman"/>
-          <w:sz w:val="24"/>
-          <w:szCs w:val="24"/>
-          <w:lang w:val="ru-RU"/>
-        </w:rPr>
-        <w:t>. Но этот ответ не совсем удовлетворителен. Итак,</w:t>
+          <w:lang w:val="ru-RU"/>
+        </w:rPr>
+      </w:pPr>
+      <w:r>
+        <w:rPr>
+          <w:lang w:val="ru-RU"/>
+        </w:rPr>
+        <w:t>#110. Подлинная постановка вопроса о свободе выбора (предполагает понимание, что выбор происходит в настоящем, а не в «хронологической целостности» жизни организма): «какова моя сущность, чем именно я являюсь, чтобы иметь специфическое переживание выбора в моменте настоящего?»; при этом простого отождествления себя с пневмой как интенсивной сущностью, действующей в моменте настоящего, недостаточно – это не объясняет различия (наличия «собственного Я») между субъектами выбора;</w:t>
       </w:r>
     </w:p>
     <w:p>
       <w:pPr>
         <w:rPr>
-          <w:rFonts w:ascii="Times New Roman" w:hAnsi="Times New Roman" w:cs="Times New Roman"/>
-          <w:sz w:val="24"/>
-          <w:szCs w:val="24"/>
-          <w:lang w:val="ru-RU"/>
-        </w:rPr>
-      </w:pPr>
-      <w:r>
-        <w:rPr>
-          <w:rFonts w:ascii="Times New Roman" w:hAnsi="Times New Roman" w:cs="Times New Roman"/>
-          <w:bCs/>
-          <w:i/>
-          <w:iCs/>
-          <w:sz w:val="24"/>
-          <w:szCs w:val="24"/>
-          <w:lang w:val="ru-RU"/>
-        </w:rPr>
-        <w:t>Г</w:t>
-      </w:r>
-      <w:r>
-        <w:rPr>
-          <w:rFonts w:ascii="Times New Roman" w:hAnsi="Times New Roman" w:cs="Times New Roman"/>
-          <w:bCs/>
-          <w:i/>
-          <w:iCs/>
-          <w:sz w:val="24"/>
-          <w:szCs w:val="24"/>
-          <w:lang w:val="ru-RU"/>
-        </w:rPr>
-        <w:t>юле</w:t>
-      </w:r>
-      <w:r>
-        <w:rPr>
-          <w:rFonts w:ascii="Times New Roman" w:hAnsi="Times New Roman" w:cs="Times New Roman"/>
-          <w:sz w:val="24"/>
-          <w:szCs w:val="24"/>
-          <w:lang w:val="ru-RU"/>
-        </w:rPr>
-        <w:t xml:space="preserve"> — это материя, протяженная, </w:t>
-      </w:r>
-      <w:r>
-        <w:rPr>
-          <w:rFonts w:ascii="Times New Roman" w:hAnsi="Times New Roman" w:cs="Times New Roman"/>
-          <w:i/>
-          <w:iCs/>
-          <w:sz w:val="24"/>
-          <w:szCs w:val="24"/>
-          <w:lang w:val="ru-RU"/>
-        </w:rPr>
-        <w:t>экстенсивная</w:t>
-      </w:r>
-      <w:r>
-        <w:rPr>
-          <w:rFonts w:ascii="Times New Roman" w:hAnsi="Times New Roman" w:cs="Times New Roman"/>
-          <w:sz w:val="24"/>
-          <w:szCs w:val="24"/>
-          <w:lang w:val="ru-RU"/>
-        </w:rPr>
-        <w:t>. Это результат сложения прошлого и будущего =&gt; некая целостность.</w:t>
+          <w:lang w:val="ru-RU"/>
+        </w:rPr>
+      </w:pPr>
+      <w:r>
+        <w:rPr>
+          <w:lang w:val="ru-RU"/>
+        </w:rPr>
+        <w:t>#111. Взаимодействие материальных тел в точке контакта даёт «событие» / «произошедшее» (сюмбебекос), бестелесный (асоматон) эффект, не сводящийся к механике тел: «событие» – это способ, которым пневма (интенсивная сущность) «проявляется» в гюле (протяжённой, экстенсивной сущности) и тем самым обусловливает различие между «субъектами» – как независимыми сериями таких событий;</w:t>
       </w:r>
     </w:p>
     <w:p>
       <w:pPr>
         <w:rPr>
-          <w:rFonts w:ascii="Times New Roman" w:hAnsi="Times New Roman" w:cs="Times New Roman"/>
-          <w:sz w:val="24"/>
-          <w:szCs w:val="24"/>
-          <w:lang w:val="ru-RU"/>
-        </w:rPr>
-      </w:pPr>
-      <w:proofErr w:type="spellStart"/>
-      <w:r>
-        <w:rPr>
-          <w:rFonts w:ascii="Times New Roman" w:hAnsi="Times New Roman" w:cs="Times New Roman"/>
-          <w:bCs/>
-          <w:i/>
-          <w:iCs/>
-          <w:sz w:val="24"/>
-          <w:szCs w:val="24"/>
-          <w:lang w:val="ru-RU"/>
-        </w:rPr>
-        <w:t>Пневма</w:t>
-      </w:r>
-      <w:proofErr w:type="spellEnd"/>
-      <w:r>
-        <w:rPr>
-          <w:rFonts w:ascii="Times New Roman" w:hAnsi="Times New Roman" w:cs="Times New Roman"/>
-          <w:sz w:val="24"/>
-          <w:szCs w:val="24"/>
-          <w:lang w:val="ru-RU"/>
-        </w:rPr>
-        <w:t xml:space="preserve"> — интенсивное, существующее в моменте настоящего.</w:t>
+          <w:lang w:val="ru-RU"/>
+        </w:rPr>
+      </w:pPr>
+      <w:r>
+        <w:rPr>
+          <w:lang w:val="ru-RU"/>
+        </w:rPr>
+        <w:t>#112. «Я» – это серия конкретных столкновений / событий (сюмбебекос), «Я» — это судьба, жребий (эймармене), череда контактов между материальными телами в настоящем; стоическое "аmor fati" ("любовь к судьбе / жребию") – это принятие событий без конструирования образа «я-биологического цикла», который конфликтует с реальностью и порождает страсти (патос);</w:t>
       </w:r>
     </w:p>
     <w:p>
       <w:pPr>
         <w:rPr>
-          <w:rFonts w:ascii="Times New Roman" w:hAnsi="Times New Roman" w:cs="Times New Roman"/>
-          <w:sz w:val="24"/>
-          <w:szCs w:val="24"/>
-          <w:lang w:val="ru-RU"/>
-        </w:rPr>
-      </w:pPr>
-      <w:r>
-        <w:rPr>
-          <w:rFonts w:ascii="Times New Roman" w:hAnsi="Times New Roman" w:cs="Times New Roman"/>
-          <w:sz w:val="24"/>
-          <w:szCs w:val="24"/>
-          <w:lang w:val="ru-RU"/>
-        </w:rPr>
-        <w:t>Но в</w:t>
-      </w:r>
-      <w:r>
-        <w:rPr>
-          <w:rFonts w:ascii="Times New Roman" w:hAnsi="Times New Roman" w:cs="Times New Roman"/>
-          <w:sz w:val="24"/>
-          <w:szCs w:val="24"/>
-          <w:lang w:val="ru-RU"/>
-        </w:rPr>
-        <w:t xml:space="preserve">сё-таки должно быть какое-то различие между живыми организмами, ведь выходит, что иначе всё есть одна и та же </w:t>
-      </w:r>
-      <w:proofErr w:type="spellStart"/>
-      <w:r>
-        <w:rPr>
-          <w:rFonts w:ascii="Times New Roman" w:hAnsi="Times New Roman" w:cs="Times New Roman"/>
-          <w:i/>
-          <w:iCs/>
-          <w:sz w:val="24"/>
-          <w:szCs w:val="24"/>
-          <w:lang w:val="ru-RU"/>
-        </w:rPr>
-        <w:t>пневма</w:t>
-      </w:r>
-      <w:proofErr w:type="spellEnd"/>
-      <w:r>
-        <w:rPr>
-          <w:rFonts w:ascii="Times New Roman" w:hAnsi="Times New Roman" w:cs="Times New Roman"/>
-          <w:sz w:val="24"/>
-          <w:szCs w:val="24"/>
-          <w:lang w:val="ru-RU"/>
-        </w:rPr>
-        <w:t xml:space="preserve"> с разными значениями </w:t>
-      </w:r>
-      <w:proofErr w:type="spellStart"/>
-      <w:r>
-        <w:rPr>
-          <w:rFonts w:ascii="Times New Roman" w:hAnsi="Times New Roman" w:cs="Times New Roman"/>
-          <w:i/>
-          <w:iCs/>
-          <w:sz w:val="24"/>
-          <w:szCs w:val="24"/>
-          <w:lang w:val="ru-RU"/>
-        </w:rPr>
-        <w:t>тоноса</w:t>
-      </w:r>
-      <w:proofErr w:type="spellEnd"/>
-      <w:r>
-        <w:rPr>
-          <w:rFonts w:ascii="Times New Roman" w:hAnsi="Times New Roman" w:cs="Times New Roman"/>
-          <w:sz w:val="24"/>
-          <w:szCs w:val="24"/>
-          <w:lang w:val="ru-RU"/>
-        </w:rPr>
-        <w:t>.</w:t>
+          <w:lang w:val="ru-RU"/>
+        </w:rPr>
+      </w:pPr>
+      <w:r>
+        <w:rPr>
+          <w:lang w:val="ru-RU"/>
+        </w:rPr>
+        <w:t>#113. Страсти (патос) коренятся в ложном отождествлении моих целей с целями организма: удовольствие (хедонэ) как цель в рамках целостного биологического цикла означает введение временной дистанции с её достижением («действие сейчас – ради удовольствия потом»), что порождает страдание (люпе) в настоящем;</w:t>
       </w:r>
     </w:p>
     <w:p>
       <w:pPr>
         <w:rPr>
-          <w:rFonts w:ascii="Times New Roman" w:hAnsi="Times New Roman" w:cs="Times New Roman"/>
-          <w:sz w:val="24"/>
-          <w:szCs w:val="24"/>
-          <w:lang w:val="ru-RU"/>
-        </w:rPr>
-      </w:pPr>
-      <w:r>
-        <w:rPr>
-          <w:rFonts w:ascii="Times New Roman" w:hAnsi="Times New Roman" w:cs="Times New Roman"/>
-          <w:sz w:val="24"/>
-          <w:szCs w:val="24"/>
-          <w:lang w:val="ru-RU"/>
-        </w:rPr>
-        <w:t xml:space="preserve">Вернемся к тривиальному образу человека, к </w:t>
-      </w:r>
-      <w:r>
-        <w:rPr>
-          <w:rFonts w:ascii="Times New Roman" w:hAnsi="Times New Roman" w:cs="Times New Roman"/>
-          <w:i/>
-          <w:iCs/>
-          <w:sz w:val="24"/>
-          <w:szCs w:val="24"/>
-          <w:lang w:val="ru-RU"/>
-        </w:rPr>
-        <w:t>развертке</w:t>
-      </w:r>
-      <w:r>
-        <w:rPr>
-          <w:rFonts w:ascii="Times New Roman" w:hAnsi="Times New Roman" w:cs="Times New Roman"/>
-          <w:sz w:val="24"/>
-          <w:szCs w:val="24"/>
-          <w:lang w:val="ru-RU"/>
-        </w:rPr>
-        <w:t>, где мы смотрим на себя от третьего лица: мы растягиваем себя на прошлое и будущее, воспринимая себя как целостность</w:t>
-      </w:r>
-      <w:r>
-        <w:rPr>
-          <w:rFonts w:ascii="Times New Roman" w:hAnsi="Times New Roman" w:cs="Times New Roman"/>
-          <w:sz w:val="24"/>
-          <w:szCs w:val="24"/>
-          <w:lang w:val="ru-RU"/>
-        </w:rPr>
-        <w:t xml:space="preserve">, </w:t>
-      </w:r>
-      <w:r>
-        <w:rPr>
-          <w:rFonts w:ascii="Times New Roman" w:hAnsi="Times New Roman" w:cs="Times New Roman"/>
-          <w:sz w:val="24"/>
-          <w:szCs w:val="24"/>
-          <w:lang w:val="ru-RU"/>
-        </w:rPr>
-        <w:t xml:space="preserve">как «биологический цикл», организм, растянутый во времени. Из этой перспективы свобода выбора рассматривается как </w:t>
-      </w:r>
-      <w:r>
-        <w:rPr>
-          <w:rFonts w:ascii="Times New Roman" w:hAnsi="Times New Roman" w:cs="Times New Roman"/>
-          <w:i/>
-          <w:sz w:val="24"/>
-          <w:szCs w:val="24"/>
-          <w:lang w:val="ru-RU"/>
-        </w:rPr>
-        <w:t>нечто</w:t>
-      </w:r>
-      <w:r>
-        <w:rPr>
-          <w:rFonts w:ascii="Times New Roman" w:hAnsi="Times New Roman" w:cs="Times New Roman"/>
-          <w:sz w:val="24"/>
-          <w:szCs w:val="24"/>
-          <w:lang w:val="ru-RU"/>
-        </w:rPr>
-        <w:t xml:space="preserve">, способное принимать решения, как какой-то орган или движок, независимый от внешних условий. Но в этом рассуждении, по мнению стоиков, есть ошибка: ложная операция отождествления </w:t>
-      </w:r>
-      <w:r>
-        <w:rPr>
-          <w:rFonts w:ascii="Times New Roman" w:hAnsi="Times New Roman" w:cs="Times New Roman"/>
-          <w:i/>
-          <w:sz w:val="24"/>
-          <w:szCs w:val="24"/>
-          <w:lang w:val="ru-RU"/>
-        </w:rPr>
-        <w:t>меня</w:t>
-      </w:r>
-      <w:r>
-        <w:rPr>
-          <w:rFonts w:ascii="Times New Roman" w:hAnsi="Times New Roman" w:cs="Times New Roman"/>
-          <w:sz w:val="24"/>
-          <w:szCs w:val="24"/>
-          <w:lang w:val="ru-RU"/>
-        </w:rPr>
-        <w:t xml:space="preserve"> с </w:t>
-      </w:r>
-      <w:r>
-        <w:rPr>
-          <w:rFonts w:ascii="Times New Roman" w:hAnsi="Times New Roman" w:cs="Times New Roman"/>
-          <w:i/>
-          <w:sz w:val="24"/>
-          <w:szCs w:val="24"/>
-          <w:lang w:val="ru-RU"/>
-        </w:rPr>
-        <w:t>моим организмом</w:t>
-      </w:r>
-      <w:r>
-        <w:rPr>
-          <w:rFonts w:ascii="Times New Roman" w:hAnsi="Times New Roman" w:cs="Times New Roman"/>
-          <w:sz w:val="24"/>
-          <w:szCs w:val="24"/>
-          <w:lang w:val="ru-RU"/>
-        </w:rPr>
-        <w:t xml:space="preserve">: если искать свободу воли где-то в материальном теле, то на каждое предположение найдется вал контраргументов. Если я рассматриваю себя только как </w:t>
-      </w:r>
-      <w:proofErr w:type="spellStart"/>
-      <w:r>
-        <w:rPr>
-          <w:rFonts w:ascii="Times New Roman" w:hAnsi="Times New Roman" w:cs="Times New Roman"/>
-          <w:i/>
-          <w:iCs/>
-          <w:sz w:val="24"/>
-          <w:szCs w:val="24"/>
-          <w:lang w:val="ru-RU"/>
-        </w:rPr>
-        <w:t>гюле</w:t>
-      </w:r>
-      <w:proofErr w:type="spellEnd"/>
-      <w:r>
-        <w:rPr>
-          <w:rFonts w:ascii="Times New Roman" w:hAnsi="Times New Roman" w:cs="Times New Roman"/>
-          <w:sz w:val="24"/>
-          <w:szCs w:val="24"/>
-          <w:lang w:val="ru-RU"/>
-        </w:rPr>
-        <w:t xml:space="preserve">, как организм, то свободу выбора найти не удастся, </w:t>
-      </w:r>
-      <w:r>
-        <w:rPr>
-          <w:rFonts w:ascii="Times New Roman" w:hAnsi="Times New Roman" w:cs="Times New Roman"/>
-          <w:i/>
-          <w:sz w:val="24"/>
-          <w:szCs w:val="24"/>
-          <w:lang w:val="ru-RU"/>
-        </w:rPr>
-        <w:t>ведь я ищу свободу воли не у себя, а у топологической модели себя</w:t>
-      </w:r>
-      <w:r>
-        <w:rPr>
-          <w:rFonts w:ascii="Times New Roman" w:hAnsi="Times New Roman" w:cs="Times New Roman"/>
-          <w:sz w:val="24"/>
-          <w:szCs w:val="24"/>
-          <w:lang w:val="ru-RU"/>
-        </w:rPr>
-        <w:t>. Но могу ли я не отождествлять себя со своим телом?</w:t>
+          <w:lang w:val="ru-RU"/>
+        </w:rPr>
+      </w:pPr>
+      <w:r>
+        <w:rPr>
+          <w:lang w:val="ru-RU"/>
+        </w:rPr>
+        <w:t>#114. От патоса к атараксии: совершать надлежащие поступки (катеконта), которые естественно следуют из обстоятельств (из моей судьбы / жребия) в моменте настоящего; важен не "универсальный нравственный закон", а умение не «сопротивляться» тому, что реально происходит; ложные страдания возникают из-за попытки конкурировать с выдуманным образом себя, тогда как "надлежащие поступки" – это готовность откликаться только на реальные воздействия текущей ситуации;</w:t>
       </w:r>
     </w:p>
     <w:p>
       <w:pPr>
         <w:rPr>
-          <w:rFonts w:ascii="Times New Roman" w:hAnsi="Times New Roman" w:cs="Times New Roman"/>
-          <w:sz w:val="24"/>
-          <w:szCs w:val="24"/>
-          <w:lang w:val="ru-RU"/>
-        </w:rPr>
-      </w:pPr>
-      <w:r>
-        <w:rPr>
-          <w:rFonts w:ascii="Times New Roman" w:hAnsi="Times New Roman" w:cs="Times New Roman"/>
-          <w:sz w:val="24"/>
-          <w:szCs w:val="24"/>
-          <w:lang w:val="ru-RU"/>
-        </w:rPr>
-        <w:t xml:space="preserve">У стоиков для ответа на вопрос «кто я?» существует только два типа сущностей: </w:t>
-      </w:r>
-      <w:proofErr w:type="spellStart"/>
-      <w:r>
-        <w:rPr>
-          <w:rFonts w:ascii="Times New Roman" w:hAnsi="Times New Roman" w:cs="Times New Roman"/>
-          <w:i/>
-          <w:iCs/>
-          <w:sz w:val="24"/>
-          <w:szCs w:val="24"/>
-          <w:lang w:val="ru-RU"/>
-        </w:rPr>
-        <w:t>пневма</w:t>
-      </w:r>
-      <w:proofErr w:type="spellEnd"/>
-      <w:r>
-        <w:rPr>
-          <w:rFonts w:ascii="Times New Roman" w:hAnsi="Times New Roman" w:cs="Times New Roman"/>
-          <w:sz w:val="24"/>
-          <w:szCs w:val="24"/>
-          <w:lang w:val="ru-RU"/>
-        </w:rPr>
-        <w:t xml:space="preserve"> и </w:t>
-      </w:r>
-      <w:proofErr w:type="spellStart"/>
-      <w:r>
-        <w:rPr>
-          <w:rFonts w:ascii="Times New Roman" w:hAnsi="Times New Roman" w:cs="Times New Roman"/>
-          <w:i/>
-          <w:iCs/>
-          <w:sz w:val="24"/>
-          <w:szCs w:val="24"/>
-          <w:lang w:val="ru-RU"/>
-        </w:rPr>
-        <w:t>гюле</w:t>
-      </w:r>
-      <w:proofErr w:type="spellEnd"/>
-      <w:r>
-        <w:rPr>
-          <w:rFonts w:ascii="Times New Roman" w:hAnsi="Times New Roman" w:cs="Times New Roman"/>
-          <w:sz w:val="24"/>
-          <w:szCs w:val="24"/>
-          <w:lang w:val="ru-RU"/>
-        </w:rPr>
-        <w:t xml:space="preserve">. Но я не только </w:t>
-      </w:r>
-      <w:proofErr w:type="spellStart"/>
-      <w:r>
-        <w:rPr>
-          <w:rFonts w:ascii="Times New Roman" w:hAnsi="Times New Roman" w:cs="Times New Roman"/>
-          <w:i/>
-          <w:iCs/>
-          <w:sz w:val="24"/>
-          <w:szCs w:val="24"/>
-          <w:lang w:val="ru-RU"/>
-        </w:rPr>
-        <w:t>гюле</w:t>
-      </w:r>
-      <w:proofErr w:type="spellEnd"/>
-      <w:r>
-        <w:rPr>
-          <w:rFonts w:ascii="Times New Roman" w:hAnsi="Times New Roman" w:cs="Times New Roman"/>
-          <w:sz w:val="24"/>
-          <w:szCs w:val="24"/>
-          <w:lang w:val="ru-RU"/>
-        </w:rPr>
-        <w:t xml:space="preserve">, и не только </w:t>
-      </w:r>
-      <w:proofErr w:type="spellStart"/>
-      <w:r>
-        <w:rPr>
-          <w:rFonts w:ascii="Times New Roman" w:hAnsi="Times New Roman" w:cs="Times New Roman"/>
-          <w:i/>
-          <w:iCs/>
-          <w:sz w:val="24"/>
-          <w:szCs w:val="24"/>
-          <w:lang w:val="ru-RU"/>
-        </w:rPr>
-        <w:t>пневма</w:t>
-      </w:r>
-      <w:proofErr w:type="spellEnd"/>
-      <w:r>
-        <w:rPr>
-          <w:rFonts w:ascii="Times New Roman" w:hAnsi="Times New Roman" w:cs="Times New Roman"/>
-          <w:sz w:val="24"/>
-          <w:szCs w:val="24"/>
-          <w:lang w:val="ru-RU"/>
-        </w:rPr>
-        <w:t xml:space="preserve">, я — некое проявление </w:t>
-      </w:r>
-      <w:proofErr w:type="spellStart"/>
-      <w:r>
-        <w:rPr>
-          <w:rFonts w:ascii="Times New Roman" w:hAnsi="Times New Roman" w:cs="Times New Roman"/>
-          <w:i/>
-          <w:iCs/>
-          <w:sz w:val="24"/>
-          <w:szCs w:val="24"/>
-          <w:lang w:val="ru-RU"/>
-        </w:rPr>
-        <w:t>пневмы</w:t>
-      </w:r>
-      <w:proofErr w:type="spellEnd"/>
-      <w:r>
-        <w:rPr>
-          <w:rFonts w:ascii="Times New Roman" w:hAnsi="Times New Roman" w:cs="Times New Roman"/>
-          <w:sz w:val="24"/>
-          <w:szCs w:val="24"/>
-          <w:lang w:val="ru-RU"/>
-        </w:rPr>
-        <w:t xml:space="preserve"> в </w:t>
-      </w:r>
-      <w:proofErr w:type="spellStart"/>
-      <w:r>
-        <w:rPr>
-          <w:rFonts w:ascii="Times New Roman" w:hAnsi="Times New Roman" w:cs="Times New Roman"/>
-          <w:i/>
-          <w:iCs/>
-          <w:sz w:val="24"/>
-          <w:szCs w:val="24"/>
-          <w:lang w:val="ru-RU"/>
-        </w:rPr>
-        <w:t>гюле</w:t>
-      </w:r>
-      <w:proofErr w:type="spellEnd"/>
-      <w:r>
-        <w:rPr>
-          <w:rFonts w:ascii="Times New Roman" w:hAnsi="Times New Roman" w:cs="Times New Roman"/>
-          <w:sz w:val="24"/>
-          <w:szCs w:val="24"/>
-          <w:lang w:val="ru-RU"/>
-        </w:rPr>
-        <w:t xml:space="preserve">. Из </w:t>
-      </w:r>
-      <w:proofErr w:type="spellStart"/>
-      <w:r>
-        <w:rPr>
-          <w:rFonts w:ascii="Times New Roman" w:hAnsi="Times New Roman" w:cs="Times New Roman"/>
-          <w:i/>
-          <w:iCs/>
-          <w:sz w:val="24"/>
-          <w:szCs w:val="24"/>
-          <w:lang w:val="ru-RU"/>
-        </w:rPr>
-        <w:t>пневмы</w:t>
-      </w:r>
-      <w:proofErr w:type="spellEnd"/>
-      <w:r>
-        <w:rPr>
-          <w:rFonts w:ascii="Times New Roman" w:hAnsi="Times New Roman" w:cs="Times New Roman"/>
-          <w:sz w:val="24"/>
-          <w:szCs w:val="24"/>
-          <w:lang w:val="ru-RU"/>
-        </w:rPr>
-        <w:t xml:space="preserve"> в нас то, что мы можем сделать суждение о страсти, чтобы ей отдаться или не отдаться. </w:t>
-      </w:r>
-      <w:r>
-        <w:rPr>
-          <w:rFonts w:ascii="Times New Roman" w:hAnsi="Times New Roman" w:cs="Times New Roman"/>
-          <w:sz w:val="24"/>
-          <w:szCs w:val="24"/>
-          <w:lang w:val="ru-RU"/>
-        </w:rPr>
-        <w:t>Но, с другой стороны,</w:t>
-      </w:r>
-      <w:r>
-        <w:rPr>
-          <w:rFonts w:ascii="Times New Roman" w:hAnsi="Times New Roman" w:cs="Times New Roman"/>
-          <w:sz w:val="24"/>
-          <w:szCs w:val="24"/>
-          <w:lang w:val="ru-RU"/>
-        </w:rPr>
-        <w:t xml:space="preserve"> между мной и другими людьми есть различие, хотя </w:t>
-      </w:r>
-      <w:proofErr w:type="spellStart"/>
-      <w:r>
-        <w:rPr>
-          <w:rFonts w:ascii="Times New Roman" w:hAnsi="Times New Roman" w:cs="Times New Roman"/>
-          <w:i/>
-          <w:iCs/>
-          <w:sz w:val="24"/>
-          <w:szCs w:val="24"/>
-          <w:lang w:val="ru-RU"/>
-        </w:rPr>
-        <w:t>пневма</w:t>
-      </w:r>
-      <w:proofErr w:type="spellEnd"/>
-      <w:r>
-        <w:rPr>
-          <w:rFonts w:ascii="Times New Roman" w:hAnsi="Times New Roman" w:cs="Times New Roman"/>
-          <w:sz w:val="24"/>
-          <w:szCs w:val="24"/>
-          <w:lang w:val="ru-RU"/>
-        </w:rPr>
-        <w:t xml:space="preserve"> едина. На каком же уровне происходит различие? </w:t>
-      </w:r>
-      <w:r>
-        <w:rPr>
-          <w:rFonts w:ascii="Times New Roman" w:hAnsi="Times New Roman" w:cs="Times New Roman"/>
-          <w:i/>
-          <w:sz w:val="24"/>
-          <w:szCs w:val="24"/>
-          <w:lang w:val="ru-RU"/>
-        </w:rPr>
-        <w:t xml:space="preserve">На уровне </w:t>
-      </w:r>
-      <w:proofErr w:type="spellStart"/>
-      <w:r>
-        <w:rPr>
-          <w:rFonts w:ascii="Times New Roman" w:hAnsi="Times New Roman" w:cs="Times New Roman"/>
-          <w:i/>
-          <w:sz w:val="24"/>
-          <w:szCs w:val="24"/>
-          <w:lang w:val="ru-RU"/>
-        </w:rPr>
-        <w:t>гюле</w:t>
-      </w:r>
-      <w:proofErr w:type="spellEnd"/>
-      <w:r>
-        <w:rPr>
-          <w:rFonts w:ascii="Times New Roman" w:hAnsi="Times New Roman" w:cs="Times New Roman"/>
-          <w:sz w:val="24"/>
-          <w:szCs w:val="24"/>
-          <w:lang w:val="ru-RU"/>
-        </w:rPr>
-        <w:t xml:space="preserve">. </w:t>
-      </w:r>
-      <w:proofErr w:type="spellStart"/>
-      <w:r>
-        <w:rPr>
-          <w:rFonts w:ascii="Times New Roman" w:hAnsi="Times New Roman" w:cs="Times New Roman"/>
-          <w:i/>
-          <w:iCs/>
-          <w:sz w:val="24"/>
-          <w:szCs w:val="24"/>
-          <w:lang w:val="ru-RU"/>
-        </w:rPr>
-        <w:t>Пневма</w:t>
-      </w:r>
-      <w:proofErr w:type="spellEnd"/>
-      <w:r>
-        <w:rPr>
-          <w:rFonts w:ascii="Times New Roman" w:hAnsi="Times New Roman" w:cs="Times New Roman"/>
-          <w:sz w:val="24"/>
-          <w:szCs w:val="24"/>
-          <w:lang w:val="ru-RU"/>
-        </w:rPr>
-        <w:t xml:space="preserve"> дает некий эффект в материальные тела. </w:t>
-      </w:r>
-      <w:r>
-        <w:rPr>
-          <w:rFonts w:ascii="Times New Roman" w:hAnsi="Times New Roman" w:cs="Times New Roman"/>
-          <w:i/>
-          <w:iCs/>
-          <w:sz w:val="24"/>
-          <w:szCs w:val="24"/>
-          <w:u w:val="single"/>
-          <w:lang w:val="ru-RU"/>
-        </w:rPr>
-        <w:t>Гюле</w:t>
-      </w:r>
-      <w:r>
-        <w:rPr>
-          <w:rFonts w:ascii="Times New Roman" w:hAnsi="Times New Roman" w:cs="Times New Roman"/>
-          <w:sz w:val="24"/>
-          <w:szCs w:val="24"/>
-          <w:u w:val="single"/>
-          <w:lang w:val="ru-RU"/>
-        </w:rPr>
-        <w:t>, как взаимодействующие тела, обуславливают наше различие</w:t>
-      </w:r>
-      <w:r>
-        <w:rPr>
-          <w:rFonts w:ascii="Times New Roman" w:hAnsi="Times New Roman" w:cs="Times New Roman"/>
-          <w:sz w:val="24"/>
-          <w:szCs w:val="24"/>
-          <w:lang w:val="ru-RU"/>
-        </w:rPr>
-        <w:t>.</w:t>
+          <w:lang w:val="ru-RU"/>
+        </w:rPr>
+      </w:pPr>
+      <w:r>
+        <w:rPr>
+          <w:lang w:val="ru-RU"/>
+        </w:rPr>
+        <w:t>#115. Ключевая проблема стоицизма: если таково устройство реальности и подлинная сущность нашего «Я», то почему люди выбирают «путь страстей»? почему уклоняются от совершения надлежащих действий (катеконта) и отождествляют себя со своим материальным телом, стремящимся к удовольствиям (хедонэ)?</w:t>
       </w:r>
     </w:p>
     <w:p>
       <w:pPr>
         <w:rPr>
-          <w:rFonts w:ascii="Times New Roman" w:hAnsi="Times New Roman" w:cs="Times New Roman"/>
-          <w:sz w:val="24"/>
-          <w:szCs w:val="24"/>
-          <w:lang w:val="ru-RU"/>
-        </w:rPr>
-      </w:pPr>
-      <w:r>
-        <w:rPr>
-          <w:rFonts w:ascii="Times New Roman" w:hAnsi="Times New Roman" w:cs="Times New Roman"/>
-          <w:sz w:val="24"/>
-          <w:szCs w:val="24"/>
-          <w:lang w:val="ru-RU"/>
-        </w:rPr>
-        <w:t>«</w:t>
-      </w:r>
-      <w:r>
-        <w:rPr>
-          <w:rFonts w:ascii="Times New Roman" w:hAnsi="Times New Roman" w:cs="Times New Roman"/>
-          <w:sz w:val="24"/>
-          <w:szCs w:val="24"/>
-          <w:lang w:val="ru-RU"/>
-        </w:rPr>
-        <w:t>Я</w:t>
-      </w:r>
-      <w:r>
-        <w:rPr>
-          <w:rFonts w:ascii="Times New Roman" w:hAnsi="Times New Roman" w:cs="Times New Roman"/>
-          <w:sz w:val="24"/>
-          <w:szCs w:val="24"/>
-          <w:lang w:val="ru-RU"/>
-        </w:rPr>
-        <w:t>»</w:t>
-      </w:r>
-      <w:r>
-        <w:rPr>
-          <w:rFonts w:ascii="Times New Roman" w:hAnsi="Times New Roman" w:cs="Times New Roman"/>
-          <w:sz w:val="24"/>
-          <w:szCs w:val="24"/>
-          <w:lang w:val="ru-RU"/>
-        </w:rPr>
-        <w:t xml:space="preserve"> — это совокупность разных эффектов, которые в итоге являются уникальными. Для этой совокупности эффектов стоики вводят термин</w:t>
-      </w:r>
-      <w:r>
-        <w:rPr>
-          <w:rFonts w:ascii="Times New Roman" w:hAnsi="Times New Roman" w:cs="Times New Roman"/>
-          <w:sz w:val="24"/>
-          <w:szCs w:val="24"/>
-          <w:lang w:val="ru-RU"/>
-        </w:rPr>
-        <w:t xml:space="preserve"> </w:t>
-      </w:r>
-      <w:proofErr w:type="spellStart"/>
-      <w:r>
-        <w:rPr>
-          <w:rFonts w:ascii="Times New Roman" w:hAnsi="Times New Roman" w:cs="Times New Roman"/>
-          <w:sz w:val="24"/>
-          <w:szCs w:val="24"/>
-          <w:lang w:val="ru-RU"/>
-        </w:rPr>
-        <w:t>συμ</w:t>
-      </w:r>
-      <w:proofErr w:type="spellEnd"/>
-      <w:r>
-        <w:rPr>
-          <w:rFonts w:ascii="Times New Roman" w:hAnsi="Times New Roman" w:cs="Times New Roman"/>
-          <w:sz w:val="24"/>
-          <w:szCs w:val="24"/>
-          <w:lang w:val="ru-RU"/>
-        </w:rPr>
-        <w:t>βεβ</w:t>
-      </w:r>
-      <w:proofErr w:type="spellStart"/>
-      <w:r>
-        <w:rPr>
-          <w:rFonts w:ascii="Times New Roman" w:hAnsi="Times New Roman" w:cs="Times New Roman"/>
-          <w:sz w:val="24"/>
-          <w:szCs w:val="24"/>
-          <w:lang w:val="ru-RU"/>
-        </w:rPr>
-        <w:t>ηκός</w:t>
-      </w:r>
-      <w:proofErr w:type="spellEnd"/>
-      <w:r>
-        <w:rPr>
-          <w:rFonts w:ascii="Times New Roman" w:hAnsi="Times New Roman" w:cs="Times New Roman"/>
-          <w:sz w:val="24"/>
-          <w:szCs w:val="24"/>
-          <w:lang w:val="ru-RU"/>
-        </w:rPr>
-        <w:t xml:space="preserve"> </w:t>
-      </w:r>
-      <w:r>
-        <w:rPr>
-          <w:rFonts w:ascii="Times New Roman" w:hAnsi="Times New Roman" w:cs="Times New Roman"/>
-          <w:sz w:val="24"/>
-          <w:szCs w:val="24"/>
-          <w:lang w:val="ru-RU"/>
-        </w:rPr>
-        <w:t>[</w:t>
-      </w:r>
-      <w:proofErr w:type="spellStart"/>
-      <w:r>
-        <w:rPr>
-          <w:rFonts w:ascii="Times New Roman" w:hAnsi="Times New Roman" w:cs="Times New Roman"/>
-          <w:b/>
-          <w:iCs/>
-          <w:sz w:val="24"/>
-          <w:szCs w:val="24"/>
-          <w:lang w:val="ru-RU"/>
-        </w:rPr>
-        <w:t>сюмбебекос</w:t>
-      </w:r>
-      <w:proofErr w:type="spellEnd"/>
-      <w:r>
-        <w:rPr>
-          <w:rFonts w:ascii="Times New Roman" w:hAnsi="Times New Roman" w:cs="Times New Roman"/>
-          <w:bCs/>
-          <w:iCs/>
-          <w:sz w:val="24"/>
-          <w:szCs w:val="24"/>
-          <w:lang w:val="ru-RU"/>
-        </w:rPr>
-        <w:t>]</w:t>
-      </w:r>
-      <w:r>
-        <w:rPr>
-          <w:rFonts w:ascii="Times New Roman" w:hAnsi="Times New Roman" w:cs="Times New Roman"/>
-          <w:sz w:val="24"/>
-          <w:szCs w:val="24"/>
-          <w:lang w:val="ru-RU"/>
-        </w:rPr>
-        <w:t xml:space="preserve"> </w:t>
-      </w:r>
-      <w:r>
-        <w:rPr>
-          <w:rFonts w:ascii="Times New Roman" w:hAnsi="Times New Roman" w:cs="Times New Roman"/>
-          <w:sz w:val="24"/>
-          <w:szCs w:val="24"/>
-          <w:lang w:val="ru-RU"/>
-        </w:rPr>
-        <w:t xml:space="preserve">— </w:t>
-      </w:r>
-      <w:r>
-        <w:rPr>
-          <w:rFonts w:ascii="Times New Roman" w:hAnsi="Times New Roman" w:cs="Times New Roman"/>
-          <w:sz w:val="24"/>
-          <w:szCs w:val="24"/>
-          <w:lang w:val="ru-RU"/>
-        </w:rPr>
-        <w:t>произошедшее, случай, происшествие</w:t>
-      </w:r>
-      <w:r>
-        <w:rPr>
-          <w:rFonts w:ascii="Times New Roman" w:hAnsi="Times New Roman" w:cs="Times New Roman"/>
-          <w:sz w:val="24"/>
-          <w:szCs w:val="24"/>
-          <w:lang w:val="ru-RU"/>
-        </w:rPr>
-        <w:t xml:space="preserve"> </w:t>
-      </w:r>
-      <w:r>
-        <w:rPr>
-          <w:rFonts w:ascii="Times New Roman" w:hAnsi="Times New Roman" w:cs="Times New Roman"/>
-          <w:sz w:val="24"/>
-          <w:szCs w:val="24"/>
-          <w:lang w:val="ru-RU"/>
-        </w:rPr>
-        <w:t xml:space="preserve">— это то, что сложилось. </w:t>
-      </w:r>
-      <w:r>
-        <w:rPr>
-          <w:rFonts w:ascii="Times New Roman" w:hAnsi="Times New Roman" w:cs="Times New Roman"/>
-          <w:sz w:val="24"/>
-          <w:szCs w:val="24"/>
-          <w:lang w:val="ru-RU"/>
-        </w:rPr>
-        <w:t>Другими словами,</w:t>
-      </w:r>
-      <w:r>
-        <w:rPr>
-          <w:rFonts w:ascii="Times New Roman" w:hAnsi="Times New Roman" w:cs="Times New Roman"/>
-          <w:sz w:val="24"/>
-          <w:szCs w:val="24"/>
-          <w:lang w:val="ru-RU"/>
-        </w:rPr>
-        <w:t xml:space="preserve"> это </w:t>
-      </w:r>
-      <w:r>
-        <w:rPr>
-          <w:rFonts w:ascii="Times New Roman" w:hAnsi="Times New Roman" w:cs="Times New Roman"/>
-          <w:b/>
-          <w:sz w:val="24"/>
-          <w:szCs w:val="24"/>
-          <w:lang w:val="ru-RU"/>
-        </w:rPr>
-        <w:t>событие</w:t>
-      </w:r>
-      <w:r>
-        <w:rPr>
-          <w:rFonts w:ascii="Times New Roman" w:hAnsi="Times New Roman" w:cs="Times New Roman"/>
-          <w:sz w:val="24"/>
-          <w:szCs w:val="24"/>
-          <w:lang w:val="ru-RU"/>
-        </w:rPr>
-        <w:t xml:space="preserve">, а я — это единство событий, происходящих в настоящем. Я это именно то, как </w:t>
-      </w:r>
-      <w:proofErr w:type="spellStart"/>
-      <w:r>
-        <w:rPr>
-          <w:rFonts w:ascii="Times New Roman" w:hAnsi="Times New Roman" w:cs="Times New Roman"/>
-          <w:i/>
-          <w:iCs/>
-          <w:sz w:val="24"/>
-          <w:szCs w:val="24"/>
-          <w:lang w:val="ru-RU"/>
-        </w:rPr>
-        <w:t>пневма</w:t>
-      </w:r>
-      <w:proofErr w:type="spellEnd"/>
-      <w:r>
-        <w:rPr>
-          <w:rFonts w:ascii="Times New Roman" w:hAnsi="Times New Roman" w:cs="Times New Roman"/>
-          <w:sz w:val="24"/>
-          <w:szCs w:val="24"/>
-          <w:lang w:val="ru-RU"/>
-        </w:rPr>
-        <w:t xml:space="preserve"> проявляется в </w:t>
-      </w:r>
-      <w:proofErr w:type="spellStart"/>
-      <w:r>
-        <w:rPr>
-          <w:rFonts w:ascii="Times New Roman" w:hAnsi="Times New Roman" w:cs="Times New Roman"/>
-          <w:i/>
-          <w:iCs/>
-          <w:sz w:val="24"/>
-          <w:szCs w:val="24"/>
-          <w:lang w:val="ru-RU"/>
-        </w:rPr>
-        <w:t>гюле</w:t>
-      </w:r>
-      <w:proofErr w:type="spellEnd"/>
-      <w:r>
-        <w:rPr>
-          <w:rFonts w:ascii="Times New Roman" w:hAnsi="Times New Roman" w:cs="Times New Roman"/>
-          <w:sz w:val="24"/>
-          <w:szCs w:val="24"/>
-          <w:lang w:val="ru-RU"/>
-        </w:rPr>
-        <w:t xml:space="preserve">. Единство событий у стоиков называется </w:t>
-      </w:r>
-      <w:proofErr w:type="spellStart"/>
-      <w:r>
-        <w:rPr>
-          <w:rFonts w:ascii="Times New Roman" w:hAnsi="Times New Roman" w:cs="Times New Roman"/>
-          <w:sz w:val="24"/>
-          <w:szCs w:val="24"/>
-          <w:lang w:val="ru-RU"/>
-        </w:rPr>
-        <w:t>εἱμ</w:t>
-      </w:r>
-      <w:proofErr w:type="spellEnd"/>
-      <w:r>
-        <w:rPr>
-          <w:rFonts w:ascii="Times New Roman" w:hAnsi="Times New Roman" w:cs="Times New Roman"/>
-          <w:sz w:val="24"/>
-          <w:szCs w:val="24"/>
-          <w:lang w:val="ru-RU"/>
-        </w:rPr>
-        <w:t>α</w:t>
-      </w:r>
-      <w:proofErr w:type="spellStart"/>
-      <w:r>
-        <w:rPr>
-          <w:rFonts w:ascii="Times New Roman" w:hAnsi="Times New Roman" w:cs="Times New Roman"/>
-          <w:sz w:val="24"/>
-          <w:szCs w:val="24"/>
-          <w:lang w:val="ru-RU"/>
-        </w:rPr>
-        <w:t>ρμένη</w:t>
-      </w:r>
-      <w:proofErr w:type="spellEnd"/>
-      <w:r>
-        <w:rPr>
-          <w:rFonts w:ascii="Times New Roman" w:hAnsi="Times New Roman" w:cs="Times New Roman"/>
-          <w:sz w:val="24"/>
-          <w:szCs w:val="24"/>
-          <w:lang w:val="ru-RU"/>
-        </w:rPr>
-        <w:t xml:space="preserve"> [</w:t>
-      </w:r>
-      <w:proofErr w:type="spellStart"/>
-      <w:r>
-        <w:rPr>
-          <w:rFonts w:ascii="Times New Roman" w:hAnsi="Times New Roman" w:cs="Times New Roman"/>
-          <w:b/>
-          <w:iCs/>
-          <w:sz w:val="24"/>
-          <w:szCs w:val="24"/>
-          <w:lang w:val="ru-RU"/>
-        </w:rPr>
-        <w:t>эймормене</w:t>
-      </w:r>
-      <w:proofErr w:type="spellEnd"/>
-      <w:r>
-        <w:rPr>
-          <w:rFonts w:ascii="Times New Roman" w:hAnsi="Times New Roman" w:cs="Times New Roman"/>
-          <w:bCs/>
-          <w:iCs/>
-          <w:sz w:val="24"/>
-          <w:szCs w:val="24"/>
-          <w:lang w:val="ru-RU"/>
-        </w:rPr>
-        <w:t>]</w:t>
-      </w:r>
-      <w:r>
-        <w:rPr>
-          <w:rFonts w:ascii="Times New Roman" w:hAnsi="Times New Roman" w:cs="Times New Roman"/>
-          <w:sz w:val="24"/>
-          <w:szCs w:val="24"/>
-          <w:lang w:val="ru-RU"/>
-        </w:rPr>
-        <w:t xml:space="preserve"> </w:t>
-      </w:r>
-      <w:r>
-        <w:rPr>
-          <w:rFonts w:ascii="Times New Roman" w:hAnsi="Times New Roman" w:cs="Times New Roman"/>
-          <w:sz w:val="24"/>
-          <w:szCs w:val="24"/>
-          <w:lang w:val="ru-RU"/>
-        </w:rPr>
-        <w:t xml:space="preserve">— </w:t>
-      </w:r>
-      <w:r>
-        <w:rPr>
-          <w:rFonts w:ascii="Times New Roman" w:hAnsi="Times New Roman" w:cs="Times New Roman"/>
-          <w:sz w:val="24"/>
-          <w:szCs w:val="24"/>
-          <w:lang w:val="ru-RU"/>
-        </w:rPr>
-        <w:t>судьба, жребий — то, что мне выпало</w:t>
-      </w:r>
-      <w:r>
-        <w:rPr>
-          <w:rFonts w:ascii="Times New Roman" w:hAnsi="Times New Roman" w:cs="Times New Roman"/>
-          <w:sz w:val="24"/>
-          <w:szCs w:val="24"/>
-          <w:lang w:val="ru-RU"/>
-        </w:rPr>
-        <w:t>; находится</w:t>
-      </w:r>
-      <w:r>
-        <w:rPr>
-          <w:rFonts w:ascii="Times New Roman" w:hAnsi="Times New Roman" w:cs="Times New Roman"/>
-          <w:sz w:val="24"/>
-          <w:szCs w:val="24"/>
-          <w:lang w:val="ru-RU"/>
-        </w:rPr>
-        <w:t xml:space="preserve"> вне моего контроля</w:t>
-      </w:r>
-      <w:r>
-        <w:rPr>
-          <w:rFonts w:ascii="Times New Roman" w:hAnsi="Times New Roman" w:cs="Times New Roman"/>
-          <w:sz w:val="24"/>
-          <w:szCs w:val="24"/>
-          <w:lang w:val="ru-RU"/>
-        </w:rPr>
-        <w:t xml:space="preserve">, но </w:t>
-      </w:r>
-      <w:r>
-        <w:rPr>
-          <w:rFonts w:ascii="Times New Roman" w:hAnsi="Times New Roman" w:cs="Times New Roman"/>
-          <w:sz w:val="24"/>
-          <w:szCs w:val="24"/>
-          <w:lang w:val="ru-RU"/>
-        </w:rPr>
-        <w:t>это — моя единственная характеристика.</w:t>
+          <w:lang w:val="ru-RU"/>
+        </w:rPr>
+      </w:pPr>
+      <w:r>
+        <w:rPr>
+          <w:lang w:val="ru-RU"/>
+        </w:rPr>
+        <w:t>#116. Поправка Эпикура: «отклонение» (паренклисис) — это момент, когда человек поддаётся стремлению к удовольствию, но существуют «два вида» хедоне – «удовольствия движения (κίνησις)» порождают страдания, а «удовольствия покоя (στάσις)» дают постоянное удовольствие и не мешают атараксии – при отказе от операции сравнения удовольствия по шкале «лучше–хуже», «меньше–больше».</w:t>
       </w:r>
     </w:p>
     <w:p>
       <w:pPr>
-        <w:rPr>
-          <w:rFonts w:ascii="Times New Roman" w:hAnsi="Times New Roman" w:cs="Times New Roman"/>
-          <w:sz w:val="24"/>
-          <w:szCs w:val="24"/>
-          <w:lang w:val="ru-RU"/>
-        </w:rPr>
-      </w:pPr>
-      <w:r>
-        <w:rPr>
-          <w:rFonts w:ascii="Times New Roman" w:hAnsi="Times New Roman" w:cs="Times New Roman"/>
-          <w:sz w:val="24"/>
-          <w:szCs w:val="24"/>
-          <w:lang w:val="ru-RU"/>
-        </w:rPr>
-        <w:t xml:space="preserve">Нельзя понимать это </w:t>
-      </w:r>
-      <w:r>
-        <w:rPr>
-          <w:rFonts w:ascii="Times New Roman" w:hAnsi="Times New Roman" w:cs="Times New Roman"/>
-          <w:sz w:val="24"/>
-          <w:szCs w:val="24"/>
-          <w:lang w:val="ru-RU"/>
-        </w:rPr>
-        <w:t xml:space="preserve">в </w:t>
-      </w:r>
-      <w:r>
-        <w:rPr>
-          <w:rFonts w:ascii="Times New Roman" w:hAnsi="Times New Roman" w:cs="Times New Roman"/>
-          <w:sz w:val="24"/>
-          <w:szCs w:val="24"/>
-          <w:lang w:val="ru-RU"/>
-        </w:rPr>
-        <w:t xml:space="preserve">патетическом смысле «я это мои воспоминания», нет: воспоминания — это </w:t>
-      </w:r>
-      <w:r>
-        <w:rPr>
-          <w:rFonts w:ascii="Times New Roman" w:hAnsi="Times New Roman" w:cs="Times New Roman"/>
-          <w:i/>
-          <w:iCs/>
-          <w:sz w:val="24"/>
-          <w:szCs w:val="24"/>
-          <w:lang w:val="ru-RU"/>
-        </w:rPr>
-        <w:t>развертка</w:t>
-      </w:r>
-      <w:r>
-        <w:rPr>
-          <w:rFonts w:ascii="Times New Roman" w:hAnsi="Times New Roman" w:cs="Times New Roman"/>
-          <w:sz w:val="24"/>
-          <w:szCs w:val="24"/>
-          <w:lang w:val="ru-RU"/>
-        </w:rPr>
-        <w:t xml:space="preserve">, которая провоцирует страсти, так что скорее «я это память без </w:t>
-      </w:r>
-      <w:proofErr w:type="spellStart"/>
-      <w:r>
-        <w:rPr>
-          <w:rFonts w:ascii="Times New Roman" w:hAnsi="Times New Roman" w:cs="Times New Roman"/>
-          <w:i/>
-          <w:iCs/>
-          <w:sz w:val="24"/>
-          <w:szCs w:val="24"/>
-          <w:lang w:val="ru-RU"/>
-        </w:rPr>
-        <w:t>патоса</w:t>
-      </w:r>
-      <w:proofErr w:type="spellEnd"/>
-      <w:r>
-        <w:rPr>
-          <w:rFonts w:ascii="Times New Roman" w:hAnsi="Times New Roman" w:cs="Times New Roman"/>
-          <w:sz w:val="24"/>
-          <w:szCs w:val="24"/>
-          <w:lang w:val="ru-RU"/>
-        </w:rPr>
-        <w:t xml:space="preserve"> — то есть без страстей, которые эти воспоминания могли бы во мне вызвать». Понятие из прошлого урока — </w:t>
-      </w:r>
-      <w:proofErr w:type="spellStart"/>
-      <w:r>
-        <w:rPr>
-          <w:rFonts w:ascii="Times New Roman" w:hAnsi="Times New Roman" w:cs="Times New Roman"/>
-          <w:bCs/>
-          <w:i/>
-          <w:sz w:val="24"/>
-          <w:szCs w:val="24"/>
-          <w:lang w:val="ru-RU"/>
-        </w:rPr>
-        <w:t>Катеконта</w:t>
-      </w:r>
-      <w:proofErr w:type="spellEnd"/>
-      <w:r>
-        <w:rPr>
-          <w:rFonts w:ascii="Times New Roman" w:hAnsi="Times New Roman" w:cs="Times New Roman"/>
-          <w:sz w:val="24"/>
-          <w:szCs w:val="24"/>
-          <w:lang w:val="ru-RU"/>
-        </w:rPr>
-        <w:t xml:space="preserve"> (должные, надлежащие действия) противопоставляется тому способу действия, тем целям, которые человек ставит вследствие отождествления себя со своим телом. Когда я отождествляю себя с </w:t>
-      </w:r>
-      <w:proofErr w:type="spellStart"/>
-      <w:r>
-        <w:rPr>
-          <w:rFonts w:ascii="Times New Roman" w:hAnsi="Times New Roman" w:cs="Times New Roman"/>
-          <w:i/>
-          <w:iCs/>
-          <w:sz w:val="24"/>
-          <w:szCs w:val="24"/>
-          <w:lang w:val="ru-RU"/>
-        </w:rPr>
-        <w:t>гюле</w:t>
-      </w:r>
-      <w:proofErr w:type="spellEnd"/>
-      <w:r>
-        <w:rPr>
-          <w:rFonts w:ascii="Times New Roman" w:hAnsi="Times New Roman" w:cs="Times New Roman"/>
-          <w:sz w:val="24"/>
-          <w:szCs w:val="24"/>
-          <w:lang w:val="ru-RU"/>
-        </w:rPr>
-        <w:t>, со своим организмом, я становлюсь уязвимым для страстей.</w:t>
+        <w:pStyle w:val="Heading2"/>
+        <w:rPr>
+          <w:lang w:val="ru-RU"/>
+        </w:rPr>
+      </w:pPr>
+      <w:r>
+        <w:rPr>
+          <w:lang w:val="ru-RU"/>
+        </w:rPr>
+        <w:t>Свобода у стоиков</w:t>
       </w:r>
     </w:p>
     <w:p>
       <w:pPr>
-        <w:pStyle w:val="Heading2"/>
-        <w:rPr>
-          <w:lang w:val="ru-RU"/>
-        </w:rPr>
-      </w:pPr>
-      <w:r>
-        <w:rPr>
-          <w:lang w:val="ru-RU"/>
-        </w:rPr>
-        <w:lastRenderedPageBreak/>
-        <w:t>Самая в</w:t>
-      </w:r>
-      <w:r>
-        <w:rPr>
-          <w:lang w:val="ru-RU"/>
-        </w:rPr>
-        <w:t>редная страсть</w:t>
+        <w:rPr>
+          <w:rFonts w:ascii="Times New Roman" w:hAnsi="Times New Roman" w:cs="Times New Roman"/>
+          <w:sz w:val="24"/>
+          <w:szCs w:val="24"/>
+          <w:lang w:val="ru-RU"/>
+        </w:rPr>
+      </w:pPr>
+      <w:r>
+        <w:rPr>
+          <w:rFonts w:ascii="Times New Roman" w:hAnsi="Times New Roman" w:cs="Times New Roman"/>
+          <w:sz w:val="24"/>
+          <w:szCs w:val="24"/>
+          <w:lang w:val="ru-RU"/>
+        </w:rPr>
+        <w:t xml:space="preserve">Из прошлого урока на главный вопрос этики «кто я?», был дан </w:t>
+      </w:r>
+      <w:r>
+        <w:rPr>
+          <w:rFonts w:ascii="Times New Roman" w:hAnsi="Times New Roman" w:cs="Times New Roman"/>
+          <w:sz w:val="24"/>
+          <w:szCs w:val="24"/>
+          <w:lang w:val="ru-RU"/>
+        </w:rPr>
+        <w:t xml:space="preserve">вполне прямой </w:t>
+      </w:r>
+      <w:r>
+        <w:rPr>
+          <w:rFonts w:ascii="Times New Roman" w:hAnsi="Times New Roman" w:cs="Times New Roman"/>
+          <w:sz w:val="24"/>
+          <w:szCs w:val="24"/>
+          <w:lang w:val="ru-RU"/>
+        </w:rPr>
+        <w:t>ответ</w:t>
+      </w:r>
+      <w:r>
+        <w:rPr>
+          <w:rFonts w:ascii="Times New Roman" w:hAnsi="Times New Roman" w:cs="Times New Roman"/>
+          <w:sz w:val="24"/>
+          <w:szCs w:val="24"/>
+          <w:lang w:val="ru-RU"/>
+        </w:rPr>
+        <w:t xml:space="preserve"> — </w:t>
+      </w:r>
+      <w:r>
+        <w:rPr>
+          <w:rFonts w:ascii="Times New Roman" w:hAnsi="Times New Roman" w:cs="Times New Roman"/>
+          <w:i/>
+          <w:iCs/>
+          <w:sz w:val="24"/>
+          <w:szCs w:val="24"/>
+          <w:lang w:val="ru-RU"/>
+        </w:rPr>
+        <w:t>пневм</w:t>
+      </w:r>
+      <w:r>
+        <w:rPr>
+          <w:rFonts w:ascii="Times New Roman" w:hAnsi="Times New Roman" w:cs="Times New Roman"/>
+          <w:i/>
+          <w:iCs/>
+          <w:sz w:val="24"/>
+          <w:szCs w:val="24"/>
+          <w:lang w:val="ru-RU"/>
+        </w:rPr>
+        <w:t>а</w:t>
+      </w:r>
+      <w:r>
+        <w:rPr>
+          <w:rFonts w:ascii="Times New Roman" w:hAnsi="Times New Roman" w:cs="Times New Roman"/>
+          <w:sz w:val="24"/>
+          <w:szCs w:val="24"/>
+          <w:lang w:val="ru-RU"/>
+        </w:rPr>
+        <w:t>. Но этот ответ не совсем удовлетворителен. Итак,</w:t>
       </w:r>
     </w:p>
     <w:p>
@@ -1252,16 +209,6 @@
       <w:r>
         <w:rPr>
           <w:rFonts w:ascii="Times New Roman" w:hAnsi="Times New Roman" w:cs="Times New Roman"/>
-          <w:sz w:val="24"/>
-          <w:szCs w:val="24"/>
-          <w:lang w:val="ru-RU"/>
-        </w:rPr>
-        <w:t xml:space="preserve">Самая вредная страсть с точки зрения стоиков — </w:t>
-      </w:r>
-      <w:proofErr w:type="spellStart"/>
-      <w:r>
-        <w:rPr>
-          <w:rFonts w:ascii="Times New Roman" w:hAnsi="Times New Roman" w:cs="Times New Roman"/>
           <w:bCs/>
           <w:i/>
           <w:iCs/>
@@ -1269,126 +216,49 @@
           <w:szCs w:val="24"/>
           <w:lang w:val="ru-RU"/>
         </w:rPr>
-        <w:t>хедонэ</w:t>
-      </w:r>
-      <w:proofErr w:type="spellEnd"/>
-      <w:r>
-        <w:rPr>
-          <w:rFonts w:ascii="Times New Roman" w:hAnsi="Times New Roman" w:cs="Times New Roman"/>
-          <w:sz w:val="24"/>
-          <w:szCs w:val="24"/>
-          <w:lang w:val="ru-RU"/>
-        </w:rPr>
-        <w:t xml:space="preserve"> (удовольствие). Суть в том, что она не должна быть поставлена как цель, которую можно преследовать, потому что как только мы ставим себе целью наслаждение, мы сразу отождествляем себя с организмом — то есть производим ложную идентификацию. Такая подмена понятий ведет нас в итоге не к удовольствию, а к </w:t>
-      </w:r>
-      <w:proofErr w:type="spellStart"/>
-      <w:r>
-        <w:rPr>
-          <w:rFonts w:ascii="Times New Roman" w:hAnsi="Times New Roman" w:cs="Times New Roman"/>
-          <w:i/>
-          <w:sz w:val="24"/>
-          <w:szCs w:val="24"/>
-          <w:lang w:val="ru-RU"/>
-        </w:rPr>
-        <w:t>люпе</w:t>
-      </w:r>
-      <w:proofErr w:type="spellEnd"/>
-      <w:r>
-        <w:rPr>
-          <w:rFonts w:ascii="Times New Roman" w:hAnsi="Times New Roman" w:cs="Times New Roman"/>
-          <w:i/>
-          <w:sz w:val="24"/>
-          <w:szCs w:val="24"/>
-          <w:lang w:val="ru-RU"/>
-        </w:rPr>
-        <w:t xml:space="preserve"> </w:t>
-      </w:r>
-      <w:r>
-        <w:rPr>
-          <w:rFonts w:ascii="Times New Roman" w:hAnsi="Times New Roman" w:cs="Times New Roman"/>
-          <w:sz w:val="24"/>
-          <w:szCs w:val="24"/>
-          <w:lang w:val="ru-RU"/>
-        </w:rPr>
-        <w:t xml:space="preserve">— страданию </w:t>
-      </w:r>
-      <w:r>
-        <w:rPr>
-          <w:rFonts w:ascii="Times New Roman" w:hAnsi="Times New Roman" w:cs="Times New Roman"/>
-          <w:sz w:val="24"/>
-          <w:szCs w:val="24"/>
-          <w:lang w:val="ru-RU"/>
-        </w:rPr>
-        <w:t xml:space="preserve">(впрочем, остальные страсти действуют аналогично). </w:t>
-      </w:r>
-      <w:r>
-        <w:rPr>
-          <w:rFonts w:ascii="Times New Roman" w:hAnsi="Times New Roman" w:cs="Times New Roman"/>
-          <w:sz w:val="24"/>
-          <w:szCs w:val="24"/>
-          <w:lang w:val="ru-RU"/>
-        </w:rPr>
-        <w:t xml:space="preserve">Удовольствие плохо не само по себе как у христиан, а из-за последствий стремления к нему. А к страданию оно нас </w:t>
-      </w:r>
-      <w:r>
-        <w:rPr>
-          <w:rFonts w:ascii="Times New Roman" w:hAnsi="Times New Roman" w:cs="Times New Roman"/>
-          <w:sz w:val="24"/>
-          <w:szCs w:val="24"/>
-          <w:lang w:val="ru-RU"/>
-        </w:rPr>
-        <w:t>ведет, потому что,</w:t>
-      </w:r>
-      <w:r>
-        <w:rPr>
-          <w:rFonts w:ascii="Times New Roman" w:hAnsi="Times New Roman" w:cs="Times New Roman"/>
-          <w:sz w:val="24"/>
-          <w:szCs w:val="24"/>
-          <w:lang w:val="ru-RU"/>
-        </w:rPr>
-        <w:t xml:space="preserve"> думая о удовольствии мы всегда делаем развертку: </w:t>
-      </w:r>
-      <w:proofErr w:type="spellStart"/>
-      <w:r>
-        <w:rPr>
-          <w:rFonts w:ascii="Times New Roman" w:hAnsi="Times New Roman" w:cs="Times New Roman"/>
-          <w:i/>
-          <w:sz w:val="24"/>
-          <w:szCs w:val="24"/>
-          <w:lang w:val="ru-RU"/>
-        </w:rPr>
-        <w:t>хедонэ</w:t>
-      </w:r>
-      <w:proofErr w:type="spellEnd"/>
-      <w:r>
-        <w:rPr>
-          <w:rFonts w:ascii="Times New Roman" w:hAnsi="Times New Roman" w:cs="Times New Roman"/>
-          <w:sz w:val="24"/>
-          <w:szCs w:val="24"/>
-          <w:lang w:val="ru-RU"/>
-        </w:rPr>
-        <w:t xml:space="preserve"> либо будет в будущем (и я страдаю), либо уже прошло (и я страдаю). Таким образом, правильным для стоика будет ставить цели исходя не из собственных страстей, а из </w:t>
-      </w:r>
-      <w:proofErr w:type="spellStart"/>
-      <w:r>
-        <w:rPr>
-          <w:rFonts w:ascii="Times New Roman" w:hAnsi="Times New Roman" w:cs="Times New Roman"/>
-          <w:i/>
-          <w:sz w:val="24"/>
-          <w:szCs w:val="24"/>
-          <w:lang w:val="ru-RU"/>
-        </w:rPr>
-        <w:t>катеконта</w:t>
-      </w:r>
-      <w:proofErr w:type="spellEnd"/>
-      <w:r>
-        <w:rPr>
-          <w:rFonts w:ascii="Times New Roman" w:hAnsi="Times New Roman" w:cs="Times New Roman"/>
-          <w:sz w:val="24"/>
-          <w:szCs w:val="24"/>
-          <w:lang w:val="ru-RU"/>
-        </w:rPr>
-        <w:t xml:space="preserve"> — внешних воздействий, обстоятельств, от меня не зависящих. Именно такие воздействия задают логику поведения стоика.</w:t>
+        <w:lastRenderedPageBreak/>
+        <w:t>Г</w:t>
+      </w:r>
+      <w:r>
+        <w:rPr>
+          <w:rFonts w:ascii="Times New Roman" w:hAnsi="Times New Roman" w:cs="Times New Roman"/>
+          <w:bCs/>
+          <w:i/>
+          <w:iCs/>
+          <w:sz w:val="24"/>
+          <w:szCs w:val="24"/>
+          <w:lang w:val="ru-RU"/>
+        </w:rPr>
+        <w:t>юле</w:t>
+      </w:r>
+      <w:r>
+        <w:rPr>
+          <w:rFonts w:ascii="Times New Roman" w:hAnsi="Times New Roman" w:cs="Times New Roman"/>
+          <w:sz w:val="24"/>
+          <w:szCs w:val="24"/>
+          <w:lang w:val="ru-RU"/>
+        </w:rPr>
+        <w:t xml:space="preserve"> — это материя, протяженная, </w:t>
+      </w:r>
+      <w:r>
+        <w:rPr>
+          <w:rFonts w:ascii="Times New Roman" w:hAnsi="Times New Roman" w:cs="Times New Roman"/>
+          <w:i/>
+          <w:iCs/>
+          <w:sz w:val="24"/>
+          <w:szCs w:val="24"/>
+          <w:lang w:val="ru-RU"/>
+        </w:rPr>
+        <w:t>экстенсивная</w:t>
+      </w:r>
+      <w:r>
+        <w:rPr>
+          <w:rFonts w:ascii="Times New Roman" w:hAnsi="Times New Roman" w:cs="Times New Roman"/>
+          <w:sz w:val="24"/>
+          <w:szCs w:val="24"/>
+          <w:lang w:val="ru-RU"/>
+        </w:rPr>
+        <w:t>. Это результат сложения прошлого и будущего =&gt; некая целостность.</w:t>
       </w:r>
     </w:p>
     <w:p>
@@ -1403,25 +273,91 @@
       <w:r>
         <w:rPr>
           <w:rFonts w:ascii="Times New Roman" w:hAnsi="Times New Roman" w:cs="Times New Roman"/>
-          <w:sz w:val="24"/>
-          <w:szCs w:val="24"/>
-          <w:lang w:val="ru-RU"/>
-        </w:rPr>
-        <w:t>Возвращаемся к прежней проблеме стоиков: почему все люди не следуют стоицизму? Почему все ассоциируют себя с организмом?</w:t>
+          <w:bCs/>
+          <w:i/>
+          <w:iCs/>
+          <w:sz w:val="24"/>
+          <w:szCs w:val="24"/>
+          <w:lang w:val="ru-RU"/>
+        </w:rPr>
+        <w:t>Пневма</w:t>
+      </w:r>
+      <w:r>
+        <w:rPr>
+          <w:rFonts w:ascii="Times New Roman" w:hAnsi="Times New Roman" w:cs="Times New Roman"/>
+          <w:sz w:val="24"/>
+          <w:szCs w:val="24"/>
+          <w:lang w:val="ru-RU"/>
+        </w:rPr>
+        <w:t xml:space="preserve"> — интенсивное, существующее в моменте настоящего.</w:t>
       </w:r>
     </w:p>
     <w:p>
       <w:pPr>
-        <w:pStyle w:val="Heading2"/>
-        <w:rPr>
-          <w:lang w:val="ru-RU"/>
-        </w:rPr>
-      </w:pPr>
-      <w:r>
-        <w:rPr>
-          <w:lang w:val="ru-RU"/>
-        </w:rPr>
-        <w:t>Самый ненавистный философ</w:t>
+        <w:rPr>
+          <w:rFonts w:ascii="Times New Roman" w:hAnsi="Times New Roman" w:cs="Times New Roman"/>
+          <w:sz w:val="24"/>
+          <w:szCs w:val="24"/>
+          <w:lang w:val="ru-RU"/>
+        </w:rPr>
+      </w:pPr>
+      <w:r>
+        <w:rPr>
+          <w:rFonts w:ascii="Times New Roman" w:hAnsi="Times New Roman" w:cs="Times New Roman"/>
+          <w:sz w:val="24"/>
+          <w:szCs w:val="24"/>
+          <w:lang w:val="ru-RU"/>
+        </w:rPr>
+        <w:t>Но в</w:t>
+      </w:r>
+      <w:r>
+        <w:rPr>
+          <w:rFonts w:ascii="Times New Roman" w:hAnsi="Times New Roman" w:cs="Times New Roman"/>
+          <w:sz w:val="24"/>
+          <w:szCs w:val="24"/>
+          <w:lang w:val="ru-RU"/>
+        </w:rPr>
+        <w:t xml:space="preserve">сё-таки должно быть какое-то различие между живыми организмами, ведь выходит, что иначе всё есть одна и та же </w:t>
+      </w:r>
+      <w:r>
+        <w:rPr>
+          <w:rFonts w:ascii="Times New Roman" w:hAnsi="Times New Roman" w:cs="Times New Roman"/>
+          <w:i/>
+          <w:iCs/>
+          <w:sz w:val="24"/>
+          <w:szCs w:val="24"/>
+          <w:lang w:val="ru-RU"/>
+        </w:rPr>
+        <w:t>пневма</w:t>
+      </w:r>
+      <w:r>
+        <w:rPr>
+          <w:rFonts w:ascii="Times New Roman" w:hAnsi="Times New Roman" w:cs="Times New Roman"/>
+          <w:sz w:val="24"/>
+          <w:szCs w:val="24"/>
+          <w:lang w:val="ru-RU"/>
+        </w:rPr>
+        <w:t xml:space="preserve"> с разными значениями </w:t>
+      </w:r>
+      <w:r>
+        <w:rPr>
+          <w:rFonts w:ascii="Times New Roman" w:hAnsi="Times New Roman" w:cs="Times New Roman"/>
+          <w:i/>
+          <w:iCs/>
+          <w:sz w:val="24"/>
+          <w:szCs w:val="24"/>
+          <w:lang w:val="ru-RU"/>
+        </w:rPr>
+        <w:t>тоноса</w:t>
+      </w:r>
+      <w:r>
+        <w:rPr>
+          <w:rFonts w:ascii="Times New Roman" w:hAnsi="Times New Roman" w:cs="Times New Roman"/>
+          <w:sz w:val="24"/>
+          <w:szCs w:val="24"/>
+          <w:lang w:val="ru-RU"/>
+        </w:rPr>
+        <w:t>.</w:t>
       </w:r>
     </w:p>
     <w:p>
@@ -1436,12 +372,1066 @@
       <w:r>
         <w:rPr>
           <w:rFonts w:ascii="Times New Roman" w:hAnsi="Times New Roman" w:cs="Times New Roman"/>
+          <w:sz w:val="24"/>
+          <w:szCs w:val="24"/>
+          <w:lang w:val="ru-RU"/>
+        </w:rPr>
+        <w:t xml:space="preserve">Вернемся к тривиальному образу человека, к </w:t>
+      </w:r>
+      <w:r>
+        <w:rPr>
+          <w:rFonts w:ascii="Times New Roman" w:hAnsi="Times New Roman" w:cs="Times New Roman"/>
+          <w:i/>
+          <w:iCs/>
+          <w:sz w:val="24"/>
+          <w:szCs w:val="24"/>
+          <w:lang w:val="ru-RU"/>
+        </w:rPr>
+        <w:t>развертке</w:t>
+      </w:r>
+      <w:r>
+        <w:rPr>
+          <w:rFonts w:ascii="Times New Roman" w:hAnsi="Times New Roman" w:cs="Times New Roman"/>
+          <w:sz w:val="24"/>
+          <w:szCs w:val="24"/>
+          <w:lang w:val="ru-RU"/>
+        </w:rPr>
+        <w:t>, где мы смотрим на себя от третьего лица: мы растягиваем себя на прошлое и будущее, воспринимая себя как целостность</w:t>
+      </w:r>
+      <w:r>
+        <w:rPr>
+          <w:rFonts w:ascii="Times New Roman" w:hAnsi="Times New Roman" w:cs="Times New Roman"/>
+          <w:sz w:val="24"/>
+          <w:szCs w:val="24"/>
+          <w:lang w:val="ru-RU"/>
+        </w:rPr>
+        <w:t xml:space="preserve">, </w:t>
+      </w:r>
+      <w:r>
+        <w:rPr>
+          <w:rFonts w:ascii="Times New Roman" w:hAnsi="Times New Roman" w:cs="Times New Roman"/>
+          <w:sz w:val="24"/>
+          <w:szCs w:val="24"/>
+          <w:lang w:val="ru-RU"/>
+        </w:rPr>
+        <w:t xml:space="preserve">как «биологический цикл», организм, растянутый во времени. Из этой перспективы свобода выбора рассматривается как </w:t>
+      </w:r>
+      <w:r>
+        <w:rPr>
+          <w:rFonts w:ascii="Times New Roman" w:hAnsi="Times New Roman" w:cs="Times New Roman"/>
+          <w:i/>
+          <w:sz w:val="24"/>
+          <w:szCs w:val="24"/>
+          <w:lang w:val="ru-RU"/>
+        </w:rPr>
+        <w:t>нечто</w:t>
+      </w:r>
+      <w:r>
+        <w:rPr>
+          <w:rFonts w:ascii="Times New Roman" w:hAnsi="Times New Roman" w:cs="Times New Roman"/>
+          <w:sz w:val="24"/>
+          <w:szCs w:val="24"/>
+          <w:lang w:val="ru-RU"/>
+        </w:rPr>
+        <w:t xml:space="preserve">, способное принимать решения, как какой-то орган или движок, независимый от внешних условий. Но в этом рассуждении, по мнению стоиков, есть ошибка: ложная операция отождествления </w:t>
+      </w:r>
+      <w:r>
+        <w:rPr>
+          <w:rFonts w:ascii="Times New Roman" w:hAnsi="Times New Roman" w:cs="Times New Roman"/>
+          <w:i/>
+          <w:sz w:val="24"/>
+          <w:szCs w:val="24"/>
+          <w:lang w:val="ru-RU"/>
+        </w:rPr>
+        <w:t>меня</w:t>
+      </w:r>
+      <w:r>
+        <w:rPr>
+          <w:rFonts w:ascii="Times New Roman" w:hAnsi="Times New Roman" w:cs="Times New Roman"/>
+          <w:sz w:val="24"/>
+          <w:szCs w:val="24"/>
+          <w:lang w:val="ru-RU"/>
+        </w:rPr>
+        <w:t xml:space="preserve"> с </w:t>
+      </w:r>
+      <w:r>
+        <w:rPr>
+          <w:rFonts w:ascii="Times New Roman" w:hAnsi="Times New Roman" w:cs="Times New Roman"/>
+          <w:i/>
+          <w:sz w:val="24"/>
+          <w:szCs w:val="24"/>
+          <w:lang w:val="ru-RU"/>
+        </w:rPr>
+        <w:t>моим организмом</w:t>
+      </w:r>
+      <w:r>
+        <w:rPr>
+          <w:rFonts w:ascii="Times New Roman" w:hAnsi="Times New Roman" w:cs="Times New Roman"/>
+          <w:sz w:val="24"/>
+          <w:szCs w:val="24"/>
+          <w:lang w:val="ru-RU"/>
+        </w:rPr>
+        <w:t xml:space="preserve">: если искать свободу воли где-то в материальном теле, то на каждое предположение найдется вал контраргументов. Если я рассматриваю себя только как </w:t>
+      </w:r>
+      <w:r>
+        <w:rPr>
+          <w:rFonts w:ascii="Times New Roman" w:hAnsi="Times New Roman" w:cs="Times New Roman"/>
+          <w:i/>
+          <w:iCs/>
+          <w:sz w:val="24"/>
+          <w:szCs w:val="24"/>
+          <w:lang w:val="ru-RU"/>
+        </w:rPr>
+        <w:t>гюле</w:t>
+      </w:r>
+      <w:r>
+        <w:rPr>
+          <w:rFonts w:ascii="Times New Roman" w:hAnsi="Times New Roman" w:cs="Times New Roman"/>
+          <w:sz w:val="24"/>
+          <w:szCs w:val="24"/>
+          <w:lang w:val="ru-RU"/>
+        </w:rPr>
+        <w:t xml:space="preserve">, как организм, то свободу выбора найти не удастся, </w:t>
+      </w:r>
+      <w:r>
+        <w:rPr>
+          <w:rFonts w:ascii="Times New Roman" w:hAnsi="Times New Roman" w:cs="Times New Roman"/>
+          <w:i/>
+          <w:sz w:val="24"/>
+          <w:szCs w:val="24"/>
+          <w:lang w:val="ru-RU"/>
+        </w:rPr>
+        <w:t>ведь я ищу свободу воли не у себя, а у топологической модели себя</w:t>
+      </w:r>
+      <w:r>
+        <w:rPr>
+          <w:rFonts w:ascii="Times New Roman" w:hAnsi="Times New Roman" w:cs="Times New Roman"/>
+          <w:sz w:val="24"/>
+          <w:szCs w:val="24"/>
+          <w:lang w:val="ru-RU"/>
+        </w:rPr>
+        <w:t>. Но могу ли я не отождествлять себя со своим телом?</w:t>
+      </w:r>
+    </w:p>
+    <w:p>
+      <w:pPr>
+        <w:rPr>
+          <w:rFonts w:ascii="Times New Roman" w:hAnsi="Times New Roman" w:cs="Times New Roman"/>
+          <w:sz w:val="24"/>
+          <w:szCs w:val="24"/>
+          <w:lang w:val="ru-RU"/>
+        </w:rPr>
+      </w:pPr>
+      <w:r>
+        <w:rPr>
+          <w:rFonts w:ascii="Times New Roman" w:hAnsi="Times New Roman" w:cs="Times New Roman"/>
+          <w:sz w:val="24"/>
+          <w:szCs w:val="24"/>
+          <w:lang w:val="ru-RU"/>
+        </w:rPr>
+        <w:t xml:space="preserve">У стоиков для ответа на вопрос «кто я?» существует только два типа сущностей: </w:t>
+      </w:r>
+      <w:r>
+        <w:rPr>
+          <w:rFonts w:ascii="Times New Roman" w:hAnsi="Times New Roman" w:cs="Times New Roman"/>
+          <w:i/>
+          <w:iCs/>
+          <w:sz w:val="24"/>
+          <w:szCs w:val="24"/>
+          <w:lang w:val="ru-RU"/>
+        </w:rPr>
+        <w:t>пневма</w:t>
+      </w:r>
+      <w:r>
+        <w:rPr>
+          <w:rFonts w:ascii="Times New Roman" w:hAnsi="Times New Roman" w:cs="Times New Roman"/>
+          <w:sz w:val="24"/>
+          <w:szCs w:val="24"/>
+          <w:lang w:val="ru-RU"/>
+        </w:rPr>
+        <w:t xml:space="preserve"> и </w:t>
+      </w:r>
+      <w:r>
+        <w:rPr>
+          <w:rFonts w:ascii="Times New Roman" w:hAnsi="Times New Roman" w:cs="Times New Roman"/>
+          <w:i/>
+          <w:iCs/>
+          <w:sz w:val="24"/>
+          <w:szCs w:val="24"/>
+          <w:lang w:val="ru-RU"/>
+        </w:rPr>
+        <w:t>гюле</w:t>
+      </w:r>
+      <w:r>
+        <w:rPr>
+          <w:rFonts w:ascii="Times New Roman" w:hAnsi="Times New Roman" w:cs="Times New Roman"/>
+          <w:sz w:val="24"/>
+          <w:szCs w:val="24"/>
+          <w:lang w:val="ru-RU"/>
+        </w:rPr>
+        <w:t xml:space="preserve">. Но я не только </w:t>
+      </w:r>
+      <w:r>
+        <w:rPr>
+          <w:rFonts w:ascii="Times New Roman" w:hAnsi="Times New Roman" w:cs="Times New Roman"/>
+          <w:i/>
+          <w:iCs/>
+          <w:sz w:val="24"/>
+          <w:szCs w:val="24"/>
+          <w:lang w:val="ru-RU"/>
+        </w:rPr>
+        <w:t>гюле</w:t>
+      </w:r>
+      <w:r>
+        <w:rPr>
+          <w:rFonts w:ascii="Times New Roman" w:hAnsi="Times New Roman" w:cs="Times New Roman"/>
+          <w:sz w:val="24"/>
+          <w:szCs w:val="24"/>
+          <w:lang w:val="ru-RU"/>
+        </w:rPr>
+        <w:t xml:space="preserve">, и не только </w:t>
+      </w:r>
+      <w:r>
+        <w:rPr>
+          <w:rFonts w:ascii="Times New Roman" w:hAnsi="Times New Roman" w:cs="Times New Roman"/>
+          <w:i/>
+          <w:iCs/>
+          <w:sz w:val="24"/>
+          <w:szCs w:val="24"/>
+          <w:lang w:val="ru-RU"/>
+        </w:rPr>
+        <w:t>пневма</w:t>
+      </w:r>
+      <w:r>
+        <w:rPr>
+          <w:rFonts w:ascii="Times New Roman" w:hAnsi="Times New Roman" w:cs="Times New Roman"/>
+          <w:sz w:val="24"/>
+          <w:szCs w:val="24"/>
+          <w:lang w:val="ru-RU"/>
+        </w:rPr>
+        <w:t xml:space="preserve">, я — некое проявление </w:t>
+      </w:r>
+      <w:r>
+        <w:rPr>
+          <w:rFonts w:ascii="Times New Roman" w:hAnsi="Times New Roman" w:cs="Times New Roman"/>
+          <w:i/>
+          <w:iCs/>
+          <w:sz w:val="24"/>
+          <w:szCs w:val="24"/>
+          <w:lang w:val="ru-RU"/>
+        </w:rPr>
+        <w:t>пневмы</w:t>
+      </w:r>
+      <w:r>
+        <w:rPr>
+          <w:rFonts w:ascii="Times New Roman" w:hAnsi="Times New Roman" w:cs="Times New Roman"/>
+          <w:sz w:val="24"/>
+          <w:szCs w:val="24"/>
+          <w:lang w:val="ru-RU"/>
+        </w:rPr>
+        <w:t xml:space="preserve"> в </w:t>
+      </w:r>
+      <w:r>
+        <w:rPr>
+          <w:rFonts w:ascii="Times New Roman" w:hAnsi="Times New Roman" w:cs="Times New Roman"/>
+          <w:i/>
+          <w:iCs/>
+          <w:sz w:val="24"/>
+          <w:szCs w:val="24"/>
+          <w:lang w:val="ru-RU"/>
+        </w:rPr>
+        <w:t>гюле</w:t>
+      </w:r>
+      <w:r>
+        <w:rPr>
+          <w:rFonts w:ascii="Times New Roman" w:hAnsi="Times New Roman" w:cs="Times New Roman"/>
+          <w:sz w:val="24"/>
+          <w:szCs w:val="24"/>
+          <w:lang w:val="ru-RU"/>
+        </w:rPr>
+        <w:t xml:space="preserve">. Из </w:t>
+      </w:r>
+      <w:r>
+        <w:rPr>
+          <w:rFonts w:ascii="Times New Roman" w:hAnsi="Times New Roman" w:cs="Times New Roman"/>
+          <w:i/>
+          <w:iCs/>
+          <w:sz w:val="24"/>
+          <w:szCs w:val="24"/>
+          <w:lang w:val="ru-RU"/>
+        </w:rPr>
+        <w:t>пневмы</w:t>
+      </w:r>
+      <w:r>
+        <w:rPr>
+          <w:rFonts w:ascii="Times New Roman" w:hAnsi="Times New Roman" w:cs="Times New Roman"/>
+          <w:sz w:val="24"/>
+          <w:szCs w:val="24"/>
+          <w:lang w:val="ru-RU"/>
+        </w:rPr>
+        <w:t xml:space="preserve"> в нас то, что мы можем сделать суждение о страсти, чтобы ей отдаться или не отдаться. </w:t>
+      </w:r>
+      <w:r>
+        <w:rPr>
+          <w:rFonts w:ascii="Times New Roman" w:hAnsi="Times New Roman" w:cs="Times New Roman"/>
+          <w:sz w:val="24"/>
+          <w:szCs w:val="24"/>
+          <w:lang w:val="ru-RU"/>
+        </w:rPr>
+        <w:t>Но, с другой стороны,</w:t>
+      </w:r>
+      <w:r>
+        <w:rPr>
+          <w:rFonts w:ascii="Times New Roman" w:hAnsi="Times New Roman" w:cs="Times New Roman"/>
+          <w:sz w:val="24"/>
+          <w:szCs w:val="24"/>
+          <w:lang w:val="ru-RU"/>
+        </w:rPr>
+        <w:t xml:space="preserve"> между мной и другими людьми есть различие, хотя </w:t>
+      </w:r>
+      <w:r>
+        <w:rPr>
+          <w:rFonts w:ascii="Times New Roman" w:hAnsi="Times New Roman" w:cs="Times New Roman"/>
+          <w:i/>
+          <w:iCs/>
+          <w:sz w:val="24"/>
+          <w:szCs w:val="24"/>
+          <w:lang w:val="ru-RU"/>
+        </w:rPr>
+        <w:t>пневма</w:t>
+      </w:r>
+      <w:r>
+        <w:rPr>
+          <w:rFonts w:ascii="Times New Roman" w:hAnsi="Times New Roman" w:cs="Times New Roman"/>
+          <w:sz w:val="24"/>
+          <w:szCs w:val="24"/>
+          <w:lang w:val="ru-RU"/>
+        </w:rPr>
+        <w:t xml:space="preserve"> едина. На каком же уровне происходит различие? </w:t>
+      </w:r>
+      <w:r>
+        <w:rPr>
+          <w:rFonts w:ascii="Times New Roman" w:hAnsi="Times New Roman" w:cs="Times New Roman"/>
+          <w:i/>
+          <w:sz w:val="24"/>
+          <w:szCs w:val="24"/>
+          <w:lang w:val="ru-RU"/>
+        </w:rPr>
+        <w:t>На уровне гюле</w:t>
+      </w:r>
+      <w:r>
+        <w:rPr>
+          <w:rFonts w:ascii="Times New Roman" w:hAnsi="Times New Roman" w:cs="Times New Roman"/>
+          <w:sz w:val="24"/>
+          <w:szCs w:val="24"/>
+          <w:lang w:val="ru-RU"/>
+        </w:rPr>
+        <w:t xml:space="preserve">. </w:t>
+      </w:r>
+      <w:r>
+        <w:rPr>
+          <w:rFonts w:ascii="Times New Roman" w:hAnsi="Times New Roman" w:cs="Times New Roman"/>
+          <w:i/>
+          <w:iCs/>
+          <w:sz w:val="24"/>
+          <w:szCs w:val="24"/>
+          <w:lang w:val="ru-RU"/>
+        </w:rPr>
+        <w:t>Пневма</w:t>
+      </w:r>
+      <w:r>
+        <w:rPr>
+          <w:rFonts w:ascii="Times New Roman" w:hAnsi="Times New Roman" w:cs="Times New Roman"/>
+          <w:sz w:val="24"/>
+          <w:szCs w:val="24"/>
+          <w:lang w:val="ru-RU"/>
+        </w:rPr>
+        <w:t xml:space="preserve"> дает некий эффект в материальные тела. </w:t>
+      </w:r>
+      <w:r>
+        <w:rPr>
+          <w:rFonts w:ascii="Times New Roman" w:hAnsi="Times New Roman" w:cs="Times New Roman"/>
+          <w:i/>
+          <w:iCs/>
+          <w:sz w:val="24"/>
+          <w:szCs w:val="24"/>
+          <w:u w:val="single"/>
+          <w:lang w:val="ru-RU"/>
+        </w:rPr>
+        <w:t>Гюле</w:t>
+      </w:r>
+      <w:r>
+        <w:rPr>
+          <w:rFonts w:ascii="Times New Roman" w:hAnsi="Times New Roman" w:cs="Times New Roman"/>
+          <w:sz w:val="24"/>
+          <w:szCs w:val="24"/>
+          <w:u w:val="single"/>
+          <w:lang w:val="ru-RU"/>
+        </w:rPr>
+        <w:t>, как взаимодействующие тела, обуславливают наше различие</w:t>
+      </w:r>
+      <w:r>
+        <w:rPr>
+          <w:rFonts w:ascii="Times New Roman" w:hAnsi="Times New Roman" w:cs="Times New Roman"/>
+          <w:sz w:val="24"/>
+          <w:szCs w:val="24"/>
+          <w:lang w:val="ru-RU"/>
+        </w:rPr>
+        <w:t>.</w:t>
+      </w:r>
+    </w:p>
+    <w:p>
+      <w:pPr>
+        <w:rPr>
+          <w:rFonts w:ascii="Times New Roman" w:hAnsi="Times New Roman" w:cs="Times New Roman"/>
+          <w:sz w:val="24"/>
+          <w:szCs w:val="24"/>
+          <w:lang w:val="ru-RU"/>
+        </w:rPr>
+      </w:pPr>
+      <w:r>
+        <w:rPr>
+          <w:rFonts w:ascii="Times New Roman" w:hAnsi="Times New Roman" w:cs="Times New Roman"/>
+          <w:sz w:val="24"/>
+          <w:szCs w:val="24"/>
+          <w:lang w:val="ru-RU"/>
+        </w:rPr>
+        <w:t>«</w:t>
+      </w:r>
+      <w:r>
+        <w:rPr>
+          <w:rFonts w:ascii="Times New Roman" w:hAnsi="Times New Roman" w:cs="Times New Roman"/>
+          <w:sz w:val="24"/>
+          <w:szCs w:val="24"/>
+          <w:lang w:val="ru-RU"/>
+        </w:rPr>
+        <w:t>Я</w:t>
+      </w:r>
+      <w:r>
+        <w:rPr>
+          <w:rFonts w:ascii="Times New Roman" w:hAnsi="Times New Roman" w:cs="Times New Roman"/>
+          <w:sz w:val="24"/>
+          <w:szCs w:val="24"/>
+          <w:lang w:val="ru-RU"/>
+        </w:rPr>
+        <w:t>»</w:t>
+      </w:r>
+      <w:r>
+        <w:rPr>
+          <w:rFonts w:ascii="Times New Roman" w:hAnsi="Times New Roman" w:cs="Times New Roman"/>
+          <w:sz w:val="24"/>
+          <w:szCs w:val="24"/>
+          <w:lang w:val="ru-RU"/>
+        </w:rPr>
+        <w:t xml:space="preserve"> — это совокупность разных эффектов, которые в итоге являются уникальными. Для этой совокупности эффектов стоики вводят термин</w:t>
+      </w:r>
+      <w:r>
+        <w:rPr>
+          <w:rFonts w:ascii="Times New Roman" w:hAnsi="Times New Roman" w:cs="Times New Roman"/>
+          <w:sz w:val="24"/>
+          <w:szCs w:val="24"/>
+          <w:lang w:val="ru-RU"/>
+        </w:rPr>
+        <w:t xml:space="preserve"> συμβεβηκός</w:t>
+      </w:r>
+      <w:r>
+        <w:rPr>
+          <w:rFonts w:ascii="Times New Roman" w:hAnsi="Times New Roman" w:cs="Times New Roman"/>
+          <w:sz w:val="24"/>
+          <w:szCs w:val="24"/>
+          <w:lang w:val="ru-RU"/>
+        </w:rPr>
+        <w:t xml:space="preserve"> </w:t>
+      </w:r>
+      <w:r>
+        <w:rPr>
+          <w:rFonts w:ascii="Times New Roman" w:hAnsi="Times New Roman" w:cs="Times New Roman"/>
+          <w:sz w:val="24"/>
+          <w:szCs w:val="24"/>
+          <w:lang w:val="ru-RU"/>
+        </w:rPr>
+        <w:t>[</w:t>
+      </w:r>
+      <w:r>
+        <w:rPr>
+          <w:rFonts w:ascii="Times New Roman" w:hAnsi="Times New Roman" w:cs="Times New Roman"/>
           <w:b/>
           <w:iCs/>
           <w:sz w:val="24"/>
           <w:szCs w:val="24"/>
           <w:lang w:val="ru-RU"/>
         </w:rPr>
+        <w:t>сюмбебекос</w:t>
+      </w:r>
+      <w:r>
+        <w:rPr>
+          <w:rFonts w:ascii="Times New Roman" w:hAnsi="Times New Roman" w:cs="Times New Roman"/>
+          <w:bCs/>
+          <w:iCs/>
+          <w:sz w:val="24"/>
+          <w:szCs w:val="24"/>
+          <w:lang w:val="ru-RU"/>
+        </w:rPr>
+        <w:t>]</w:t>
+      </w:r>
+      <w:r>
+        <w:rPr>
+          <w:rFonts w:ascii="Times New Roman" w:hAnsi="Times New Roman" w:cs="Times New Roman"/>
+          <w:sz w:val="24"/>
+          <w:szCs w:val="24"/>
+          <w:lang w:val="ru-RU"/>
+        </w:rPr>
+        <w:t xml:space="preserve"> </w:t>
+      </w:r>
+      <w:r>
+        <w:rPr>
+          <w:rFonts w:ascii="Times New Roman" w:hAnsi="Times New Roman" w:cs="Times New Roman"/>
+          <w:sz w:val="24"/>
+          <w:szCs w:val="24"/>
+          <w:lang w:val="ru-RU"/>
+        </w:rPr>
+        <w:t xml:space="preserve">— </w:t>
+      </w:r>
+      <w:r>
+        <w:rPr>
+          <w:rFonts w:ascii="Times New Roman" w:hAnsi="Times New Roman" w:cs="Times New Roman"/>
+          <w:sz w:val="24"/>
+          <w:szCs w:val="24"/>
+          <w:lang w:val="ru-RU"/>
+        </w:rPr>
+        <w:t>произошедшее, случай, происшествие</w:t>
+      </w:r>
+      <w:r>
+        <w:rPr>
+          <w:rFonts w:ascii="Times New Roman" w:hAnsi="Times New Roman" w:cs="Times New Roman"/>
+          <w:sz w:val="24"/>
+          <w:szCs w:val="24"/>
+          <w:lang w:val="ru-RU"/>
+        </w:rPr>
+        <w:t xml:space="preserve"> </w:t>
+      </w:r>
+      <w:r>
+        <w:rPr>
+          <w:rFonts w:ascii="Times New Roman" w:hAnsi="Times New Roman" w:cs="Times New Roman"/>
+          <w:sz w:val="24"/>
+          <w:szCs w:val="24"/>
+          <w:lang w:val="ru-RU"/>
+        </w:rPr>
+        <w:t xml:space="preserve">— это то, что сложилось. </w:t>
+      </w:r>
+      <w:r>
+        <w:rPr>
+          <w:rFonts w:ascii="Times New Roman" w:hAnsi="Times New Roman" w:cs="Times New Roman"/>
+          <w:sz w:val="24"/>
+          <w:szCs w:val="24"/>
+          <w:lang w:val="ru-RU"/>
+        </w:rPr>
+        <w:t>Другими словами,</w:t>
+      </w:r>
+      <w:r>
+        <w:rPr>
+          <w:rFonts w:ascii="Times New Roman" w:hAnsi="Times New Roman" w:cs="Times New Roman"/>
+          <w:sz w:val="24"/>
+          <w:szCs w:val="24"/>
+          <w:lang w:val="ru-RU"/>
+        </w:rPr>
+        <w:t xml:space="preserve"> это </w:t>
+      </w:r>
+      <w:r>
+        <w:rPr>
+          <w:rFonts w:ascii="Times New Roman" w:hAnsi="Times New Roman" w:cs="Times New Roman"/>
+          <w:b/>
+          <w:sz w:val="24"/>
+          <w:szCs w:val="24"/>
+          <w:lang w:val="ru-RU"/>
+        </w:rPr>
+        <w:t>событие</w:t>
+      </w:r>
+      <w:r>
+        <w:rPr>
+          <w:rFonts w:ascii="Times New Roman" w:hAnsi="Times New Roman" w:cs="Times New Roman"/>
+          <w:sz w:val="24"/>
+          <w:szCs w:val="24"/>
+          <w:lang w:val="ru-RU"/>
+        </w:rPr>
+        <w:t xml:space="preserve">, а я — это единство событий, происходящих в настоящем. Я это именно то, как </w:t>
+      </w:r>
+      <w:r>
+        <w:rPr>
+          <w:rFonts w:ascii="Times New Roman" w:hAnsi="Times New Roman" w:cs="Times New Roman"/>
+          <w:i/>
+          <w:iCs/>
+          <w:sz w:val="24"/>
+          <w:szCs w:val="24"/>
+          <w:lang w:val="ru-RU"/>
+        </w:rPr>
+        <w:t>пневма</w:t>
+      </w:r>
+      <w:r>
+        <w:rPr>
+          <w:rFonts w:ascii="Times New Roman" w:hAnsi="Times New Roman" w:cs="Times New Roman"/>
+          <w:sz w:val="24"/>
+          <w:szCs w:val="24"/>
+          <w:lang w:val="ru-RU"/>
+        </w:rPr>
+        <w:t xml:space="preserve"> проявляется в </w:t>
+      </w:r>
+      <w:r>
+        <w:rPr>
+          <w:rFonts w:ascii="Times New Roman" w:hAnsi="Times New Roman" w:cs="Times New Roman"/>
+          <w:i/>
+          <w:iCs/>
+          <w:sz w:val="24"/>
+          <w:szCs w:val="24"/>
+          <w:lang w:val="ru-RU"/>
+        </w:rPr>
+        <w:t>гюле</w:t>
+      </w:r>
+      <w:r>
+        <w:rPr>
+          <w:rFonts w:ascii="Times New Roman" w:hAnsi="Times New Roman" w:cs="Times New Roman"/>
+          <w:sz w:val="24"/>
+          <w:szCs w:val="24"/>
+          <w:lang w:val="ru-RU"/>
+        </w:rPr>
+        <w:t xml:space="preserve">. Единство событий у стоиков называется </w:t>
+      </w:r>
+      <w:r>
+        <w:rPr>
+          <w:rFonts w:ascii="Times New Roman" w:hAnsi="Times New Roman" w:cs="Times New Roman"/>
+          <w:sz w:val="24"/>
+          <w:szCs w:val="24"/>
+          <w:lang w:val="ru-RU"/>
+        </w:rPr>
+        <w:t>εἱμαρμένη [</w:t>
+      </w:r>
+      <w:r>
+        <w:rPr>
+          <w:rFonts w:ascii="Times New Roman" w:hAnsi="Times New Roman" w:cs="Times New Roman"/>
+          <w:b/>
+          <w:iCs/>
+          <w:sz w:val="24"/>
+          <w:szCs w:val="24"/>
+          <w:lang w:val="ru-RU"/>
+        </w:rPr>
+        <w:t>эймормене</w:t>
+      </w:r>
+      <w:r>
+        <w:rPr>
+          <w:rFonts w:ascii="Times New Roman" w:hAnsi="Times New Roman" w:cs="Times New Roman"/>
+          <w:bCs/>
+          <w:iCs/>
+          <w:sz w:val="24"/>
+          <w:szCs w:val="24"/>
+          <w:lang w:val="ru-RU"/>
+        </w:rPr>
+        <w:t>]</w:t>
+      </w:r>
+      <w:r>
+        <w:rPr>
+          <w:rFonts w:ascii="Times New Roman" w:hAnsi="Times New Roman" w:cs="Times New Roman"/>
+          <w:sz w:val="24"/>
+          <w:szCs w:val="24"/>
+          <w:lang w:val="ru-RU"/>
+        </w:rPr>
+        <w:t xml:space="preserve"> </w:t>
+      </w:r>
+      <w:r>
+        <w:rPr>
+          <w:rFonts w:ascii="Times New Roman" w:hAnsi="Times New Roman" w:cs="Times New Roman"/>
+          <w:sz w:val="24"/>
+          <w:szCs w:val="24"/>
+          <w:lang w:val="ru-RU"/>
+        </w:rPr>
+        <w:t xml:space="preserve">— </w:t>
+      </w:r>
+      <w:r>
+        <w:rPr>
+          <w:rFonts w:ascii="Times New Roman" w:hAnsi="Times New Roman" w:cs="Times New Roman"/>
+          <w:sz w:val="24"/>
+          <w:szCs w:val="24"/>
+          <w:lang w:val="ru-RU"/>
+        </w:rPr>
+        <w:t>судьба, жребий — то, что мне выпало</w:t>
+      </w:r>
+      <w:r>
+        <w:rPr>
+          <w:rFonts w:ascii="Times New Roman" w:hAnsi="Times New Roman" w:cs="Times New Roman"/>
+          <w:sz w:val="24"/>
+          <w:szCs w:val="24"/>
+          <w:lang w:val="ru-RU"/>
+        </w:rPr>
+        <w:t>; находится</w:t>
+      </w:r>
+      <w:r>
+        <w:rPr>
+          <w:rFonts w:ascii="Times New Roman" w:hAnsi="Times New Roman" w:cs="Times New Roman"/>
+          <w:sz w:val="24"/>
+          <w:szCs w:val="24"/>
+          <w:lang w:val="ru-RU"/>
+        </w:rPr>
+        <w:t xml:space="preserve"> вне моего контроля</w:t>
+      </w:r>
+      <w:r>
+        <w:rPr>
+          <w:rFonts w:ascii="Times New Roman" w:hAnsi="Times New Roman" w:cs="Times New Roman"/>
+          <w:sz w:val="24"/>
+          <w:szCs w:val="24"/>
+          <w:lang w:val="ru-RU"/>
+        </w:rPr>
+        <w:t xml:space="preserve">, но </w:t>
+      </w:r>
+      <w:r>
+        <w:rPr>
+          <w:rFonts w:ascii="Times New Roman" w:hAnsi="Times New Roman" w:cs="Times New Roman"/>
+          <w:sz w:val="24"/>
+          <w:szCs w:val="24"/>
+          <w:lang w:val="ru-RU"/>
+        </w:rPr>
+        <w:t>это — моя единственная характеристика.</w:t>
+      </w:r>
+    </w:p>
+    <w:p>
+      <w:pPr>
+        <w:rPr>
+          <w:rFonts w:ascii="Times New Roman" w:hAnsi="Times New Roman" w:cs="Times New Roman"/>
+          <w:sz w:val="24"/>
+          <w:szCs w:val="24"/>
+          <w:lang w:val="ru-RU"/>
+        </w:rPr>
+      </w:pPr>
+      <w:r>
+        <w:rPr>
+          <w:rFonts w:ascii="Times New Roman" w:hAnsi="Times New Roman" w:cs="Times New Roman"/>
+          <w:sz w:val="24"/>
+          <w:szCs w:val="24"/>
+          <w:lang w:val="ru-RU"/>
+        </w:rPr>
+        <w:t xml:space="preserve">Нельзя понимать это </w:t>
+      </w:r>
+      <w:r>
+        <w:rPr>
+          <w:rFonts w:ascii="Times New Roman" w:hAnsi="Times New Roman" w:cs="Times New Roman"/>
+          <w:sz w:val="24"/>
+          <w:szCs w:val="24"/>
+          <w:lang w:val="ru-RU"/>
+        </w:rPr>
+        <w:t xml:space="preserve">в </w:t>
+      </w:r>
+      <w:r>
+        <w:rPr>
+          <w:rFonts w:ascii="Times New Roman" w:hAnsi="Times New Roman" w:cs="Times New Roman"/>
+          <w:sz w:val="24"/>
+          <w:szCs w:val="24"/>
+          <w:lang w:val="ru-RU"/>
+        </w:rPr>
+        <w:t xml:space="preserve">патетическом смысле «я это мои воспоминания», нет: воспоминания — это </w:t>
+      </w:r>
+      <w:r>
+        <w:rPr>
+          <w:rFonts w:ascii="Times New Roman" w:hAnsi="Times New Roman" w:cs="Times New Roman"/>
+          <w:i/>
+          <w:iCs/>
+          <w:sz w:val="24"/>
+          <w:szCs w:val="24"/>
+          <w:lang w:val="ru-RU"/>
+        </w:rPr>
+        <w:t>развертка</w:t>
+      </w:r>
+      <w:r>
+        <w:rPr>
+          <w:rFonts w:ascii="Times New Roman" w:hAnsi="Times New Roman" w:cs="Times New Roman"/>
+          <w:sz w:val="24"/>
+          <w:szCs w:val="24"/>
+          <w:lang w:val="ru-RU"/>
+        </w:rPr>
+        <w:t xml:space="preserve">, которая провоцирует страсти, так что скорее «я это память без </w:t>
+      </w:r>
+      <w:r>
+        <w:rPr>
+          <w:rFonts w:ascii="Times New Roman" w:hAnsi="Times New Roman" w:cs="Times New Roman"/>
+          <w:i/>
+          <w:iCs/>
+          <w:sz w:val="24"/>
+          <w:szCs w:val="24"/>
+          <w:lang w:val="ru-RU"/>
+        </w:rPr>
+        <w:t>патоса</w:t>
+      </w:r>
+      <w:r>
+        <w:rPr>
+          <w:rFonts w:ascii="Times New Roman" w:hAnsi="Times New Roman" w:cs="Times New Roman"/>
+          <w:sz w:val="24"/>
+          <w:szCs w:val="24"/>
+          <w:lang w:val="ru-RU"/>
+        </w:rPr>
+        <w:t xml:space="preserve"> — то есть без страстей, которые эти воспоминания могли бы во мне вызвать». Понятие из прошлого урока — </w:t>
+      </w:r>
+      <w:r>
+        <w:rPr>
+          <w:rFonts w:ascii="Times New Roman" w:hAnsi="Times New Roman" w:cs="Times New Roman"/>
+          <w:bCs/>
+          <w:i/>
+          <w:sz w:val="24"/>
+          <w:szCs w:val="24"/>
+          <w:lang w:val="ru-RU"/>
+        </w:rPr>
+        <w:t>Катеконта</w:t>
+      </w:r>
+      <w:r>
+        <w:rPr>
+          <w:rFonts w:ascii="Times New Roman" w:hAnsi="Times New Roman" w:cs="Times New Roman"/>
+          <w:sz w:val="24"/>
+          <w:szCs w:val="24"/>
+          <w:lang w:val="ru-RU"/>
+        </w:rPr>
+        <w:t xml:space="preserve"> (должные, надлежащие действия) противопоставляется тому способу действия, тем целям, которые человек ставит вследствие отождествления себя со своим телом. Когда я отождествляю себя с </w:t>
+      </w:r>
+      <w:r>
+        <w:rPr>
+          <w:rFonts w:ascii="Times New Roman" w:hAnsi="Times New Roman" w:cs="Times New Roman"/>
+          <w:i/>
+          <w:iCs/>
+          <w:sz w:val="24"/>
+          <w:szCs w:val="24"/>
+          <w:lang w:val="ru-RU"/>
+        </w:rPr>
+        <w:t>гюле</w:t>
+      </w:r>
+      <w:r>
+        <w:rPr>
+          <w:rFonts w:ascii="Times New Roman" w:hAnsi="Times New Roman" w:cs="Times New Roman"/>
+          <w:sz w:val="24"/>
+          <w:szCs w:val="24"/>
+          <w:lang w:val="ru-RU"/>
+        </w:rPr>
+        <w:t>, со своим организмом, я становлюсь уязвимым для страстей.</w:t>
+      </w:r>
+    </w:p>
+    <w:p>
+      <w:pPr>
+        <w:pStyle w:val="Heading2"/>
+        <w:rPr>
+          <w:lang w:val="ru-RU"/>
+        </w:rPr>
+      </w:pPr>
+      <w:r>
+        <w:rPr>
+          <w:lang w:val="ru-RU"/>
+        </w:rPr>
+        <w:t>Самая в</w:t>
+      </w:r>
+      <w:r>
+        <w:rPr>
+          <w:lang w:val="ru-RU"/>
+        </w:rPr>
+        <w:t>редная страсть</w:t>
+      </w:r>
+    </w:p>
+    <w:p>
+      <w:pPr>
+        <w:rPr>
+          <w:rFonts w:ascii="Times New Roman" w:hAnsi="Times New Roman" w:cs="Times New Roman"/>
+          <w:sz w:val="24"/>
+          <w:szCs w:val="24"/>
+          <w:lang w:val="ru-RU"/>
+        </w:rPr>
+      </w:pPr>
+      <w:r>
+        <w:rPr>
+          <w:rFonts w:ascii="Times New Roman" w:hAnsi="Times New Roman" w:cs="Times New Roman"/>
+          <w:sz w:val="24"/>
+          <w:szCs w:val="24"/>
+          <w:lang w:val="ru-RU"/>
+        </w:rPr>
+        <w:t xml:space="preserve">Самая вредная страсть с точки зрения стоиков — </w:t>
+      </w:r>
+      <w:r>
+        <w:rPr>
+          <w:rFonts w:ascii="Times New Roman" w:hAnsi="Times New Roman" w:cs="Times New Roman"/>
+          <w:bCs/>
+          <w:i/>
+          <w:iCs/>
+          <w:sz w:val="24"/>
+          <w:szCs w:val="24"/>
+          <w:lang w:val="ru-RU"/>
+        </w:rPr>
+        <w:t>хедонэ</w:t>
+      </w:r>
+      <w:r>
+        <w:rPr>
+          <w:rFonts w:ascii="Times New Roman" w:hAnsi="Times New Roman" w:cs="Times New Roman"/>
+          <w:sz w:val="24"/>
+          <w:szCs w:val="24"/>
+          <w:lang w:val="ru-RU"/>
+        </w:rPr>
+        <w:t xml:space="preserve"> (удовольствие). Суть в том, что она не должна быть поставлена как цель, которую можно преследовать, потому что как только мы ставим себе целью наслаждение, мы сразу отождествляем себя с организмом — то есть производим ложную идентификацию. Такая подмена понятий ведет нас в итоге не к удовольствию, а к </w:t>
+      </w:r>
+      <w:r>
+        <w:rPr>
+          <w:rFonts w:ascii="Times New Roman" w:hAnsi="Times New Roman" w:cs="Times New Roman"/>
+          <w:i/>
+          <w:sz w:val="24"/>
+          <w:szCs w:val="24"/>
+          <w:lang w:val="ru-RU"/>
+        </w:rPr>
+        <w:t>люпе</w:t>
+      </w:r>
+      <w:r>
+        <w:rPr>
+          <w:rFonts w:ascii="Times New Roman" w:hAnsi="Times New Roman" w:cs="Times New Roman"/>
+          <w:i/>
+          <w:sz w:val="24"/>
+          <w:szCs w:val="24"/>
+          <w:lang w:val="ru-RU"/>
+        </w:rPr>
+        <w:t xml:space="preserve"> </w:t>
+      </w:r>
+      <w:r>
+        <w:rPr>
+          <w:rFonts w:ascii="Times New Roman" w:hAnsi="Times New Roman" w:cs="Times New Roman"/>
+          <w:sz w:val="24"/>
+          <w:szCs w:val="24"/>
+          <w:lang w:val="ru-RU"/>
+        </w:rPr>
+        <w:t xml:space="preserve">— страданию </w:t>
+      </w:r>
+      <w:r>
+        <w:rPr>
+          <w:rFonts w:ascii="Times New Roman" w:hAnsi="Times New Roman" w:cs="Times New Roman"/>
+          <w:sz w:val="24"/>
+          <w:szCs w:val="24"/>
+          <w:lang w:val="ru-RU"/>
+        </w:rPr>
+        <w:t xml:space="preserve">(впрочем, остальные страсти действуют </w:t>
+      </w:r>
+      <w:r>
+        <w:rPr>
+          <w:rFonts w:ascii="Times New Roman" w:hAnsi="Times New Roman" w:cs="Times New Roman"/>
+          <w:sz w:val="24"/>
+          <w:szCs w:val="24"/>
+          <w:lang w:val="ru-RU"/>
+        </w:rPr>
+        <w:lastRenderedPageBreak/>
+        <w:t xml:space="preserve">аналогично). </w:t>
+      </w:r>
+      <w:r>
+        <w:rPr>
+          <w:rFonts w:ascii="Times New Roman" w:hAnsi="Times New Roman" w:cs="Times New Roman"/>
+          <w:sz w:val="24"/>
+          <w:szCs w:val="24"/>
+          <w:lang w:val="ru-RU"/>
+        </w:rPr>
+        <w:t xml:space="preserve">Удовольствие плохо не само по себе как у христиан, а из-за последствий стремления к нему. А к страданию оно нас </w:t>
+      </w:r>
+      <w:r>
+        <w:rPr>
+          <w:rFonts w:ascii="Times New Roman" w:hAnsi="Times New Roman" w:cs="Times New Roman"/>
+          <w:sz w:val="24"/>
+          <w:szCs w:val="24"/>
+          <w:lang w:val="ru-RU"/>
+        </w:rPr>
+        <w:t>ведет, потому что,</w:t>
+      </w:r>
+      <w:r>
+        <w:rPr>
+          <w:rFonts w:ascii="Times New Roman" w:hAnsi="Times New Roman" w:cs="Times New Roman"/>
+          <w:sz w:val="24"/>
+          <w:szCs w:val="24"/>
+          <w:lang w:val="ru-RU"/>
+        </w:rPr>
+        <w:t xml:space="preserve"> думая о удовольствии мы всегда делаем развертку: </w:t>
+      </w:r>
+      <w:r>
+        <w:rPr>
+          <w:rFonts w:ascii="Times New Roman" w:hAnsi="Times New Roman" w:cs="Times New Roman"/>
+          <w:i/>
+          <w:sz w:val="24"/>
+          <w:szCs w:val="24"/>
+          <w:lang w:val="ru-RU"/>
+        </w:rPr>
+        <w:t>хедонэ</w:t>
+      </w:r>
+      <w:r>
+        <w:rPr>
+          <w:rFonts w:ascii="Times New Roman" w:hAnsi="Times New Roman" w:cs="Times New Roman"/>
+          <w:sz w:val="24"/>
+          <w:szCs w:val="24"/>
+          <w:lang w:val="ru-RU"/>
+        </w:rPr>
+        <w:t xml:space="preserve"> либо будет в будущем (и я страдаю), либо уже прошло (и я страдаю). Таким образом, правильным для стоика будет ставить цели исходя не из собственных страстей, а из </w:t>
+      </w:r>
+      <w:r>
+        <w:rPr>
+          <w:rFonts w:ascii="Times New Roman" w:hAnsi="Times New Roman" w:cs="Times New Roman"/>
+          <w:i/>
+          <w:sz w:val="24"/>
+          <w:szCs w:val="24"/>
+          <w:lang w:val="ru-RU"/>
+        </w:rPr>
+        <w:t>катеконта</w:t>
+      </w:r>
+      <w:r>
+        <w:rPr>
+          <w:rFonts w:ascii="Times New Roman" w:hAnsi="Times New Roman" w:cs="Times New Roman"/>
+          <w:sz w:val="24"/>
+          <w:szCs w:val="24"/>
+          <w:lang w:val="ru-RU"/>
+        </w:rPr>
+        <w:t xml:space="preserve"> — внешних воздействий, обстоятельств, от меня не зависящих. Именно такие воздействия задают логику поведения стоика.</w:t>
+      </w:r>
+    </w:p>
+    <w:p>
+      <w:pPr>
+        <w:rPr>
+          <w:rFonts w:ascii="Times New Roman" w:hAnsi="Times New Roman" w:cs="Times New Roman"/>
+          <w:sz w:val="24"/>
+          <w:szCs w:val="24"/>
+          <w:lang w:val="ru-RU"/>
+        </w:rPr>
+      </w:pPr>
+      <w:r>
+        <w:rPr>
+          <w:rFonts w:ascii="Times New Roman" w:hAnsi="Times New Roman" w:cs="Times New Roman"/>
+          <w:sz w:val="24"/>
+          <w:szCs w:val="24"/>
+          <w:lang w:val="ru-RU"/>
+        </w:rPr>
+        <w:t>Возвращаемся к прежней проблеме стоиков: почему все люди не следуют стоицизму? Почему все ассоциируют себя с организмом?</w:t>
+      </w:r>
+    </w:p>
+    <w:p>
+      <w:pPr>
+        <w:pStyle w:val="Heading2"/>
+        <w:rPr>
+          <w:lang w:val="ru-RU"/>
+        </w:rPr>
+      </w:pPr>
+      <w:r>
+        <w:rPr>
+          <w:lang w:val="ru-RU"/>
+        </w:rPr>
+        <w:t>Самый ненавистный философ</w:t>
+      </w:r>
+    </w:p>
+    <w:p>
+      <w:pPr>
+        <w:rPr>
+          <w:rFonts w:ascii="Times New Roman" w:hAnsi="Times New Roman" w:cs="Times New Roman"/>
+          <w:sz w:val="24"/>
+          <w:szCs w:val="24"/>
+          <w:lang w:val="ru-RU"/>
+        </w:rPr>
+      </w:pPr>
+      <w:r>
+        <w:rPr>
+          <w:rFonts w:ascii="Times New Roman" w:hAnsi="Times New Roman" w:cs="Times New Roman"/>
+          <w:b/>
+          <w:iCs/>
+          <w:sz w:val="24"/>
+          <w:szCs w:val="24"/>
+          <w:lang w:val="ru-RU"/>
+        </w:rPr>
         <w:t>Эпикур</w:t>
       </w:r>
       <w:r>
@@ -1453,7 +1443,6 @@
         </w:rPr>
         <w:t xml:space="preserve"> — самый ненавидимый христианской традицией философ. Имя, ставшее нарицательным для чего-то алогичного и безумного. Допустим, человек совершил ошибку, «отклонение», отождествив себя с организмом. По логике стоиков он обрек себя на страдания. Эпикур же говорил о том, что можно испытывать </w:t>
       </w:r>
-      <w:proofErr w:type="spellStart"/>
       <w:r>
         <w:rPr>
           <w:rFonts w:ascii="Times New Roman" w:hAnsi="Times New Roman" w:cs="Times New Roman"/>
@@ -1465,7 +1454,6 @@
         </w:rPr>
         <w:t>хедонэ</w:t>
       </w:r>
-      <w:proofErr w:type="spellEnd"/>
       <w:r>
         <w:rPr>
           <w:rFonts w:ascii="Times New Roman" w:hAnsi="Times New Roman" w:cs="Times New Roman"/>
@@ -1537,7 +1525,7 @@
             <v:path o:extrusionok="f" gradientshapeok="t" o:connecttype="rect"/>
             <o:lock v:ext="edit" aspectratio="t"/>
           </v:shapetype>
-          <v:shape id="_x0000_i1025" type="#_x0000_t75" alt="" style="width:2in;height:191.5pt;rotation:90;mso-width-percent:0;mso-height-percent:0;mso-width-percent:0;mso-height-percent:0">
+          <v:shape id="_x0000_i1025" type="#_x0000_t75" alt="" style="width:191.55pt;height:143.3pt;rotation:90;mso-width-percent:0;mso-height-percent:0;mso-width-percent:0;mso-height-percent:0">
             <v:imagedata r:id="rId5" o:title=""/>
           </v:shape>
         </w:pict>
@@ -1580,7 +1568,6 @@
         </w:rPr>
         <w:t xml:space="preserve"> </w:t>
       </w:r>
-      <w:proofErr w:type="spellStart"/>
       <w:r>
         <w:rPr>
           <w:rFonts w:ascii="Times New Roman" w:hAnsi="Times New Roman" w:cs="Times New Roman"/>
@@ -1590,7 +1577,6 @@
         </w:rPr>
         <w:t>κίνησις</w:t>
       </w:r>
-      <w:proofErr w:type="spellEnd"/>
       <w:r>
         <w:rPr>
           <w:rFonts w:ascii="Times New Roman" w:hAnsi="Times New Roman" w:cs="Times New Roman"/>
@@ -1609,7 +1595,6 @@
         </w:rPr>
         <w:t>[</w:t>
       </w:r>
-      <w:proofErr w:type="spellStart"/>
       <w:r>
         <w:rPr>
           <w:rFonts w:ascii="Times New Roman" w:hAnsi="Times New Roman" w:cs="Times New Roman"/>
@@ -1632,7 +1617,6 @@
         </w:rPr>
         <w:t>инесис</w:t>
       </w:r>
-      <w:proofErr w:type="spellEnd"/>
       <w:r>
         <w:rPr>
           <w:rFonts w:ascii="Times New Roman" w:hAnsi="Times New Roman" w:cs="Times New Roman"/>
@@ -1653,27 +1637,15 @@
         </w:rPr>
         <w:t xml:space="preserve"> — удовольствие, для достижения которого нужно движение, усилие. Такой тип удовольствия действительно ведет к страданиям. </w:t>
       </w:r>
-      <w:proofErr w:type="spellStart"/>
-      <w:r>
-        <w:rPr>
-          <w:rFonts w:ascii="Times New Roman" w:hAnsi="Times New Roman" w:cs="Times New Roman"/>
-          <w:sz w:val="24"/>
-          <w:szCs w:val="24"/>
-          <w:lang w:val="ru-RU"/>
-        </w:rPr>
-        <w:t>στάσις</w:t>
-      </w:r>
-      <w:proofErr w:type="spellEnd"/>
-      <w:r>
-        <w:rPr>
-          <w:rFonts w:ascii="Times New Roman" w:hAnsi="Times New Roman" w:cs="Times New Roman"/>
-          <w:sz w:val="24"/>
-          <w:szCs w:val="24"/>
-          <w:lang w:val="ru-RU"/>
-        </w:rPr>
-        <w:t xml:space="preserve"> [</w:t>
-      </w:r>
-      <w:proofErr w:type="spellStart"/>
+      <w:r>
+        <w:rPr>
+          <w:rFonts w:ascii="Times New Roman" w:hAnsi="Times New Roman" w:cs="Times New Roman"/>
+          <w:sz w:val="24"/>
+          <w:szCs w:val="24"/>
+          <w:lang w:val="ru-RU"/>
+        </w:rPr>
+        <w:t>στάσις [</w:t>
+      </w:r>
       <w:r>
         <w:rPr>
           <w:rFonts w:ascii="Times New Roman" w:hAnsi="Times New Roman" w:cs="Times New Roman"/>
@@ -1696,7 +1668,6 @@
         </w:rPr>
         <w:t>татис</w:t>
       </w:r>
-      <w:proofErr w:type="spellEnd"/>
       <w:r>
         <w:rPr>
           <w:rFonts w:ascii="Times New Roman" w:hAnsi="Times New Roman" w:cs="Times New Roman"/>
@@ -1755,7 +1726,6 @@
         </w:rPr>
         <w:t xml:space="preserve">. Люди упускают его из вида, проводя сравнение с другими, более мощными удовольствиями, испытывая, соответственно, </w:t>
       </w:r>
-      <w:proofErr w:type="spellStart"/>
       <w:r>
         <w:rPr>
           <w:rFonts w:ascii="Times New Roman" w:hAnsi="Times New Roman" w:cs="Times New Roman"/>
@@ -1766,27 +1736,15 @@
         </w:rPr>
         <w:t>люпе</w:t>
       </w:r>
-      <w:proofErr w:type="spellEnd"/>
-      <w:r>
-        <w:rPr>
-          <w:rFonts w:ascii="Times New Roman" w:hAnsi="Times New Roman" w:cs="Times New Roman"/>
-          <w:sz w:val="24"/>
-          <w:szCs w:val="24"/>
-          <w:lang w:val="ru-RU"/>
-        </w:rPr>
-        <w:t xml:space="preserve">. Внешне стоиков трудно отличить от </w:t>
-      </w:r>
-      <w:r>
-        <w:rPr>
-          <w:rFonts w:ascii="Times New Roman" w:hAnsi="Times New Roman" w:cs="Times New Roman"/>
-          <w:sz w:val="24"/>
-          <w:szCs w:val="24"/>
-          <w:lang w:val="ru-RU"/>
-        </w:rPr>
-        <w:lastRenderedPageBreak/>
-        <w:t xml:space="preserve">эпикурейцев: они сдержанны, но по разным причинам: стоики ради полного беспристрастия, эпикурейцы ради постижения </w:t>
-      </w:r>
-      <w:proofErr w:type="spellStart"/>
+      <w:r>
+        <w:rPr>
+          <w:rFonts w:ascii="Times New Roman" w:hAnsi="Times New Roman" w:cs="Times New Roman"/>
+          <w:sz w:val="24"/>
+          <w:szCs w:val="24"/>
+          <w:lang w:val="ru-RU"/>
+        </w:rPr>
+        <w:t xml:space="preserve">. Внешне стоиков трудно отличить от эпикурейцев: они сдержанны, но по разным причинам: стоики ради полного беспристрастия, эпикурейцы ради постижения </w:t>
+      </w:r>
       <w:r>
         <w:rPr>
           <w:rFonts w:ascii="Times New Roman" w:hAnsi="Times New Roman" w:cs="Times New Roman"/>
@@ -1797,7 +1755,6 @@
         </w:rPr>
         <w:t>стасиса</w:t>
       </w:r>
-      <w:proofErr w:type="spellEnd"/>
       <w:r>
         <w:rPr>
           <w:rFonts w:ascii="Times New Roman" w:hAnsi="Times New Roman" w:cs="Times New Roman"/>
